--- a/Science Essence Journal/Rainfall_Occurrence_Intensity_Heterogeneity_SEJ_READY.docx
+++ b/Science Essence Journal/Rainfall_Occurrence_Intensity_Heterogeneity_SEJ_READY.docx
@@ -9767,6 +9767,7 @@
         <w:spacing w:before="240" w:after="120"/>
         <w:jc w:val="both"/>
       </w:pPr>
+      <w:r/>
       <w:r>
         <w:rPr>
           <w:rFonts w:ascii="Times New Roman" w:hAnsi="Times New Roman"/>
@@ -9780,7 +9781,7 @@
           <w:rFonts w:ascii="Times New Roman" w:hAnsi="Times New Roman"/>
           <w:sz w:val="24"/>
         </w:rPr>
-        <w:t xml:space="preserve"> AICc values for the three candidate distributions fitted to the annual maximum daily rainfall at each gauge, together with the difference ΔAICc from the best distribution, its Akaike weight, and the distribution selected.</w:t>
+        <w:t xml:space="preserve"> AICc values for the three candidate distributions fitted to the annual maximum daily rainfall at each gauge, together with the ΔAICc to the second-ranked model, the Akaike weight of the selected model, and the selected distribution.</w:t>
       </w:r>
     </w:p>
     <w:tbl>

--- a/Science Essence Journal/Rainfall_Occurrence_Intensity_Heterogeneity_SEJ_READY.docx
+++ b/Science Essence Journal/Rainfall_Occurrence_Intensity_Heterogeneity_SEJ_READY.docx
@@ -9626,52 +9626,36 @@
     </w:p>
     <w:p>
       <w:pPr>
-        <w:spacing w:before="120" w:after="120"/>
+        <w:spacing w:before="240" w:after="120"/>
         <w:jc w:val="center"/>
       </w:pPr>
-      <w:r/>
-      <w:pPr>
-        <w:keepNext/>
-        <w:spacing w:before="60" w:after="20"/>
-        <w:jc w:val="center"/>
-      </w:pPr>
-      <w:r>
-        <w:rPr>
-          <w:noProof/>
-        </w:rPr>
-        <w:lastRenderedPageBreak/>
+      <w:r>
         <w:drawing>
-          <wp:inline distT="0" distB="0" distL="0" distR="0" wp14:anchorId="360F7942" wp14:editId="0AAB9812">
-            <wp:extent cx="6010275" cy="1933575"/>
-            <wp:effectExtent l="0" t="0" r="0" b="0"/>
-            <wp:docPr id="1" name="รูปภาพ 1"/>
+          <wp:inline xmlns:a="http://schemas.openxmlformats.org/drawingml/2006/main" xmlns:pic="http://schemas.openxmlformats.org/drawingml/2006/picture">
+            <wp:extent cx="5486400" cy="1766889"/>
+            <wp:docPr id="1" name="Picture 1"/>
             <wp:cNvGraphicFramePr>
-              <a:graphicFrameLocks xmlns:a="http://schemas.openxmlformats.org/drawingml/2006/main" noChangeAspect="1"/>
+              <a:graphicFrameLocks noChangeAspect="1"/>
             </wp:cNvGraphicFramePr>
-            <a:graphic xmlns:a="http://schemas.openxmlformats.org/drawingml/2006/main">
+            <a:graphic>
               <a:graphicData uri="http://schemas.openxmlformats.org/drawingml/2006/picture">
-                <pic:pic xmlns:pic="http://schemas.openxmlformats.org/drawingml/2006/picture">
+                <pic:pic>
                   <pic:nvPicPr>
-                    <pic:cNvPr id="0" name=""/>
-                    <pic:cNvPicPr>
-                      <a:picLocks noChangeAspect="1" noChangeArrowheads="1"/>
-                    </pic:cNvPicPr>
+                    <pic:cNvPr id="0" name="image1.png"/>
+                    <pic:cNvPicPr/>
                   </pic:nvPicPr>
                   <pic:blipFill>
-                    <a:blip r:embed="rId5"/>
-                    <a:srcRect/>
+                    <a:blip r:embed="rId17"/>
                     <a:stretch>
                       <a:fillRect/>
                     </a:stretch>
                   </pic:blipFill>
-                  <pic:spPr bwMode="auto">
+                  <pic:spPr>
                     <a:xfrm>
                       <a:off x="0" y="0"/>
-                      <a:ext cx="6010275" cy="1933575"/>
+                      <a:ext cx="5486400" cy="1766889"/>
                     </a:xfrm>
-                    <a:prstGeom prst="rect">
-                      <a:avLst/>
-                    </a:prstGeom>
+                    <a:prstGeom prst="rect"/>
                   </pic:spPr>
                 </pic:pic>
               </a:graphicData>
@@ -9767,7 +9751,6 @@
         <w:spacing w:before="240" w:after="120"/>
         <w:jc w:val="both"/>
       </w:pPr>
-      <w:r/>
       <w:r>
         <w:rPr>
           <w:rFonts w:ascii="Times New Roman" w:hAnsi="Times New Roman"/>
@@ -18435,51 +18418,36 @@
     </w:p>
     <w:p>
       <w:pPr>
-        <w:spacing w:before="120" w:after="120"/>
+        <w:spacing w:before="240" w:after="120"/>
         <w:jc w:val="center"/>
       </w:pPr>
-      <w:r/>
-      <w:pPr>
-        <w:keepNext/>
-        <w:spacing w:before="60" w:after="20"/>
-        <w:jc w:val="center"/>
-      </w:pPr>
-      <w:r>
-        <w:rPr>
-          <w:noProof/>
-        </w:rPr>
+      <w:r>
         <w:drawing>
-          <wp:inline distT="0" distB="0" distL="0" distR="0" wp14:anchorId="73F59BC4" wp14:editId="30659502">
-            <wp:extent cx="6010275" cy="1962150"/>
-            <wp:effectExtent l="0" t="0" r="0" b="0"/>
-            <wp:docPr id="1064279245" name="รูปภาพ 1064279245"/>
+          <wp:inline xmlns:a="http://schemas.openxmlformats.org/drawingml/2006/main" xmlns:pic="http://schemas.openxmlformats.org/drawingml/2006/picture">
+            <wp:extent cx="5486400" cy="1788227"/>
+            <wp:docPr id="2" name="Picture 2"/>
             <wp:cNvGraphicFramePr>
-              <a:graphicFrameLocks xmlns:a="http://schemas.openxmlformats.org/drawingml/2006/main" noChangeAspect="1"/>
+              <a:graphicFrameLocks noChangeAspect="1"/>
             </wp:cNvGraphicFramePr>
-            <a:graphic xmlns:a="http://schemas.openxmlformats.org/drawingml/2006/main">
+            <a:graphic>
               <a:graphicData uri="http://schemas.openxmlformats.org/drawingml/2006/picture">
-                <pic:pic xmlns:pic="http://schemas.openxmlformats.org/drawingml/2006/picture">
+                <pic:pic>
                   <pic:nvPicPr>
-                    <pic:cNvPr id="0" name=""/>
-                    <pic:cNvPicPr>
-                      <a:picLocks noChangeAspect="1" noChangeArrowheads="1"/>
-                    </pic:cNvPicPr>
+                    <pic:cNvPr id="0" name="image2.png"/>
+                    <pic:cNvPicPr/>
                   </pic:nvPicPr>
                   <pic:blipFill>
-                    <a:blip r:embed="rId6"/>
-                    <a:srcRect/>
+                    <a:blip r:embed="rId18"/>
                     <a:stretch>
                       <a:fillRect/>
                     </a:stretch>
                   </pic:blipFill>
-                  <pic:spPr bwMode="auto">
+                  <pic:spPr>
                     <a:xfrm>
                       <a:off x="0" y="0"/>
-                      <a:ext cx="6010275" cy="1962150"/>
+                      <a:ext cx="5486400" cy="1788227"/>
                     </a:xfrm>
-                    <a:prstGeom prst="rect">
-                      <a:avLst/>
-                    </a:prstGeom>
+                    <a:prstGeom prst="rect"/>
                   </pic:spPr>
                 </pic:pic>
               </a:graphicData>
@@ -21481,51 +21449,36 @@
     </w:p>
     <w:p>
       <w:pPr>
-        <w:spacing w:before="120" w:after="120"/>
+        <w:spacing w:before="240" w:after="120"/>
         <w:jc w:val="center"/>
       </w:pPr>
-      <w:r/>
-      <w:pPr>
-        <w:keepNext/>
-        <w:spacing w:before="60" w:after="20"/>
-        <w:jc w:val="center"/>
-      </w:pPr>
-      <w:r>
-        <w:rPr>
-          <w:noProof/>
-        </w:rPr>
+      <w:r>
         <w:drawing>
-          <wp:inline distT="0" distB="0" distL="0" distR="0" wp14:anchorId="4412294B" wp14:editId="07C70B99">
-            <wp:extent cx="6010275" cy="1819275"/>
-            <wp:effectExtent l="0" t="0" r="0" b="0"/>
-            <wp:docPr id="1152343189" name="รูปภาพ 1152343189"/>
+          <wp:inline xmlns:a="http://schemas.openxmlformats.org/drawingml/2006/main" xmlns:pic="http://schemas.openxmlformats.org/drawingml/2006/picture">
+            <wp:extent cx="5486400" cy="1656560"/>
+            <wp:docPr id="3" name="Picture 3"/>
             <wp:cNvGraphicFramePr>
-              <a:graphicFrameLocks xmlns:a="http://schemas.openxmlformats.org/drawingml/2006/main" noChangeAspect="1"/>
+              <a:graphicFrameLocks noChangeAspect="1"/>
             </wp:cNvGraphicFramePr>
-            <a:graphic xmlns:a="http://schemas.openxmlformats.org/drawingml/2006/main">
+            <a:graphic>
               <a:graphicData uri="http://schemas.openxmlformats.org/drawingml/2006/picture">
-                <pic:pic xmlns:pic="http://schemas.openxmlformats.org/drawingml/2006/picture">
+                <pic:pic>
                   <pic:nvPicPr>
-                    <pic:cNvPr id="0" name=""/>
-                    <pic:cNvPicPr>
-                      <a:picLocks noChangeAspect="1" noChangeArrowheads="1"/>
-                    </pic:cNvPicPr>
+                    <pic:cNvPr id="0" name="image3.png"/>
+                    <pic:cNvPicPr/>
                   </pic:nvPicPr>
                   <pic:blipFill>
-                    <a:blip r:embed="rId7"/>
-                    <a:srcRect/>
+                    <a:blip r:embed="rId19"/>
                     <a:stretch>
                       <a:fillRect/>
                     </a:stretch>
                   </pic:blipFill>
-                  <pic:spPr bwMode="auto">
+                  <pic:spPr>
                     <a:xfrm>
                       <a:off x="0" y="0"/>
-                      <a:ext cx="6010275" cy="1819275"/>
+                      <a:ext cx="5486400" cy="1656560"/>
                     </a:xfrm>
-                    <a:prstGeom prst="rect">
-                      <a:avLst/>
-                    </a:prstGeom>
+                    <a:prstGeom prst="rect"/>
                   </pic:spPr>
                 </pic:pic>
               </a:graphicData>
@@ -24454,51 +24407,36 @@
     </w:p>
     <w:p>
       <w:pPr>
-        <w:spacing w:before="120" w:after="120"/>
+        <w:spacing w:before="240" w:after="120"/>
         <w:jc w:val="center"/>
       </w:pPr>
-      <w:r/>
-      <w:pPr>
-        <w:keepNext/>
-        <w:spacing w:before="60" w:after="20"/>
-        <w:jc w:val="center"/>
-      </w:pPr>
-      <w:r>
-        <w:rPr>
-          <w:noProof/>
-        </w:rPr>
+      <w:r>
         <w:drawing>
-          <wp:inline distT="0" distB="0" distL="0" distR="0" wp14:anchorId="7A14AEE4" wp14:editId="06865785">
-            <wp:extent cx="6010275" cy="2171700"/>
-            <wp:effectExtent l="0" t="0" r="0" b="0"/>
-            <wp:docPr id="990127746" name="รูปภาพ 990127746"/>
+          <wp:inline xmlns:a="http://schemas.openxmlformats.org/drawingml/2006/main" xmlns:pic="http://schemas.openxmlformats.org/drawingml/2006/picture">
+            <wp:extent cx="5486400" cy="1984620"/>
+            <wp:docPr id="4" name="Picture 4"/>
             <wp:cNvGraphicFramePr>
-              <a:graphicFrameLocks xmlns:a="http://schemas.openxmlformats.org/drawingml/2006/main" noChangeAspect="1"/>
+              <a:graphicFrameLocks noChangeAspect="1"/>
             </wp:cNvGraphicFramePr>
-            <a:graphic xmlns:a="http://schemas.openxmlformats.org/drawingml/2006/main">
+            <a:graphic>
               <a:graphicData uri="http://schemas.openxmlformats.org/drawingml/2006/picture">
-                <pic:pic xmlns:pic="http://schemas.openxmlformats.org/drawingml/2006/picture">
+                <pic:pic>
                   <pic:nvPicPr>
-                    <pic:cNvPr id="0" name=""/>
-                    <pic:cNvPicPr>
-                      <a:picLocks noChangeAspect="1" noChangeArrowheads="1"/>
-                    </pic:cNvPicPr>
+                    <pic:cNvPr id="0" name="image4.png"/>
+                    <pic:cNvPicPr/>
                   </pic:nvPicPr>
                   <pic:blipFill>
-                    <a:blip r:embed="rId8"/>
-                    <a:srcRect/>
+                    <a:blip r:embed="rId20"/>
                     <a:stretch>
                       <a:fillRect/>
                     </a:stretch>
                   </pic:blipFill>
-                  <pic:spPr bwMode="auto">
+                  <pic:spPr>
                     <a:xfrm>
                       <a:off x="0" y="0"/>
-                      <a:ext cx="6010275" cy="2171700"/>
+                      <a:ext cx="5486400" cy="1984620"/>
                     </a:xfrm>
-                    <a:prstGeom prst="rect">
-                      <a:avLst/>
-                    </a:prstGeom>
+                    <a:prstGeom prst="rect"/>
                   </pic:spPr>
                 </pic:pic>
               </a:graphicData>
@@ -25342,8 +25280,7 @@
     </w:p>
     <w:p>
       <w:pPr>
-        <w:spacing w:before="0" w:after="120" w:line="240" w:lineRule="auto"/>
-        <w:ind w:firstLine="720"/>
+        <w:spacing w:before="40" w:after="80" w:line="240" w:lineRule="auto"/>
         <w:jc w:val="both"/>
       </w:pPr>
       <w:r>
@@ -25366,8 +25303,7 @@
     </w:p>
     <w:p>
       <w:pPr>
-        <w:spacing w:before="0" w:after="120" w:line="240" w:lineRule="auto"/>
-        <w:ind w:firstLine="720"/>
+        <w:spacing w:before="40" w:after="80" w:line="240" w:lineRule="auto"/>
         <w:jc w:val="both"/>
       </w:pPr>
       <w:r>
@@ -25390,8 +25326,7 @@
     </w:p>
     <w:p>
       <w:pPr>
-        <w:spacing w:before="0" w:after="120" w:line="240" w:lineRule="auto"/>
-        <w:ind w:firstLine="720"/>
+        <w:spacing w:before="40" w:after="80" w:line="240" w:lineRule="auto"/>
         <w:jc w:val="both"/>
       </w:pPr>
       <w:r>
@@ -25414,8 +25349,7 @@
     </w:p>
     <w:p>
       <w:pPr>
-        <w:spacing w:before="0" w:after="120" w:line="240" w:lineRule="auto"/>
-        <w:ind w:firstLine="720"/>
+        <w:spacing w:before="40" w:after="80" w:line="240" w:lineRule="auto"/>
         <w:jc w:val="both"/>
       </w:pPr>
       <w:r>
@@ -25438,8 +25372,7 @@
     </w:p>
     <w:p>
       <w:pPr>
-        <w:spacing w:before="0" w:after="120" w:line="240" w:lineRule="auto"/>
-        <w:ind w:firstLine="720"/>
+        <w:spacing w:before="40" w:after="80" w:line="240" w:lineRule="auto"/>
         <w:jc w:val="both"/>
       </w:pPr>
       <w:r>
@@ -25470,8 +25403,7 @@
     </w:p>
     <w:p>
       <w:pPr>
-        <w:spacing w:before="0" w:after="120" w:line="240" w:lineRule="auto"/>
-        <w:ind w:firstLine="720"/>
+        <w:spacing w:before="40" w:after="80" w:line="240" w:lineRule="auto"/>
         <w:jc w:val="both"/>
       </w:pPr>
       <w:r>
@@ -25494,8 +25426,7 @@
     </w:p>
     <w:p>
       <w:pPr>
-        <w:spacing w:before="0" w:after="120" w:line="240" w:lineRule="auto"/>
-        <w:ind w:firstLine="720"/>
+        <w:spacing w:before="40" w:after="80" w:line="240" w:lineRule="auto"/>
         <w:jc w:val="both"/>
       </w:pPr>
       <w:r>
@@ -25525,8 +25456,7 @@
     </w:p>
     <w:p>
       <w:pPr>
-        <w:spacing w:before="0" w:after="120" w:line="240" w:lineRule="auto"/>
-        <w:ind w:firstLine="720"/>
+        <w:spacing w:before="40" w:after="80" w:line="240" w:lineRule="auto"/>
         <w:jc w:val="both"/>
       </w:pPr>
       <w:r>
@@ -25549,8 +25479,7 @@
     </w:p>
     <w:p>
       <w:pPr>
-        <w:spacing w:before="0" w:after="120" w:line="240" w:lineRule="auto"/>
-        <w:ind w:firstLine="720"/>
+        <w:spacing w:before="40" w:after="80" w:line="240" w:lineRule="auto"/>
         <w:jc w:val="both"/>
       </w:pPr>
       <w:r>

--- a/Science Essence Journal/Rainfall_Occurrence_Intensity_Heterogeneity_SEJ_READY.docx
+++ b/Science Essence Journal/Rainfall_Occurrence_Intensity_Heterogeneity_SEJ_READY.docx
@@ -85,20 +85,112 @@
     </w:p>
     <w:p>
       <w:pPr>
-        <w:spacing w:before="0" w:after="240" w:line="240" w:lineRule="auto"/>
+        <w:spacing w:before="0" w:after="80" w:line="240" w:lineRule="auto"/>
         <w:jc w:val="both"/>
       </w:pPr>
       <w:r>
         <w:rPr>
           <w:rFonts w:ascii="Times New Roman" w:hAnsi="Times New Roman"/>
-          <w:sz w:val="24"/>
-        </w:rPr>
-        <w:t>Provincial drainage design often rests on one design rainfall, yet gauges within a province differ in how rain arrives as well as how much falls. Daily rainfall from 13 gauges in Uttaradit Province, 1981–2014, described each record by its annual total, wet-day count, and mean wet-day intensity, and gave design rainfall from annual maxima. Gumbel, generalized extreme value, and log-Pearson type III distributions were fitted at every gauge, the best by small-sample corrected Akaike information criterion carried forward, and percentile intervals obtained from 2000 bootstrap resamples with that distribution held fixed and with it reselected each time. Estimates differed between gauges by a factor of 3.83 at 2 years and 12.53 at 100 years, while the spread across the three candidates reached a median factor of 1.09 to 1.56. Mean wet-day intensity correlated with the 2-year estimate at 0.73 but 0.48 at 100 years. The median relative 95% bootstrap interval width at 100 years was 145.9% with the distribution fixed and 217.7% when reselected, an effect strongly station dependent, from 0.71 to 10.25 times the fixed width. Applying the network mean at 100 years left five gauges below their own estimate, the worst by 65%. Between-gauge differences therefore exceed the spread across candidates throughout, while long-return-period uncertainty depends on how firmly the distribution is identified at each gauge.</w:t>
+          <w:b/>
+          <w:sz w:val="24"/>
+        </w:rPr>
+        <w:t xml:space="preserve">Background and Objectives: </w:t>
+      </w:r>
+      <w:r>
+        <w:rPr>
+          <w:rFonts w:ascii="Times New Roman" w:hAnsi="Times New Roman"/>
+          <w:sz w:val="24"/>
+        </w:rPr>
+        <w:t>Provincial drainage design often rests on one design rainfall, yet gauges within a province differ in how rain arrives as well as how much falls. This study quantifies spatial variation in design rainfall, occurrence–intensity structure, and provincial representation error across Uttaradit Province, Thailand.</w:t>
       </w:r>
     </w:p>
     <w:p>
       <w:pPr>
-        <w:spacing w:before="0" w:after="240"/>
+        <w:spacing w:before="0" w:after="80" w:line="240" w:lineRule="auto"/>
+        <w:jc w:val="both"/>
+      </w:pPr>
+      <w:r>
+        <w:rPr>
+          <w:rFonts w:ascii="Times New Roman" w:hAnsi="Times New Roman"/>
+          <w:b/>
+          <w:sz w:val="24"/>
+        </w:rPr>
+        <w:t xml:space="preserve">Methods: </w:t>
+      </w:r>
+      <w:r>
+        <w:rPr>
+          <w:rFonts w:ascii="Times New Roman" w:hAnsi="Times New Roman"/>
+          <w:sz w:val="24"/>
+        </w:rPr>
+        <w:t>Daily rainfall from 13 gauges (1981–2014) was analyzed. Annual totals, wet-day counts, and daily intensities were computed. Gumbel, GEV, and LP3 distributions were fitted, evaluated via AICc, and return levels (2 to 100 years) were estimated with fixed and reselected bootstrap resampling (B = 2000).</w:t>
+      </w:r>
+    </w:p>
+    <w:p>
+      <w:pPr>
+        <w:spacing w:before="0" w:after="80" w:line="240" w:lineRule="auto"/>
+        <w:jc w:val="both"/>
+      </w:pPr>
+      <w:r>
+        <w:rPr>
+          <w:rFonts w:ascii="Times New Roman" w:hAnsi="Times New Roman"/>
+          <w:b/>
+          <w:sz w:val="24"/>
+        </w:rPr>
+        <w:t xml:space="preserve">Results: </w:t>
+      </w:r>
+      <w:r>
+        <w:rPr>
+          <w:rFonts w:ascii="Times New Roman" w:hAnsi="Times New Roman"/>
+          <w:sz w:val="24"/>
+        </w:rPr>
+        <w:t>Estimates differed between gauges by a factor of 3.83 at 2 years and 12.53 at 100 years, whereas candidate distribution spread reached a median factor of 1.09 to 1.56. Mean wet-day intensity correlated with the 2-year estimate at 0.73 but 0.48 at 100 years. Bootstrap interval width at 100 years averaged 145.9% (fixed) and 217.7% (reselected). Network mean at 100 years underestimated 5 gauges (worst by 65%).</w:t>
+      </w:r>
+    </w:p>
+    <w:p>
+      <w:pPr>
+        <w:spacing w:before="0" w:after="80" w:line="240" w:lineRule="auto"/>
+        <w:jc w:val="both"/>
+      </w:pPr>
+      <w:r>
+        <w:rPr>
+          <w:rFonts w:ascii="Times New Roman" w:hAnsi="Times New Roman"/>
+          <w:b/>
+          <w:sz w:val="24"/>
+        </w:rPr>
+        <w:t xml:space="preserve">Application of this study: </w:t>
+      </w:r>
+      <w:r>
+        <w:rPr>
+          <w:rFonts w:ascii="Times New Roman" w:hAnsi="Times New Roman"/>
+          <w:sz w:val="24"/>
+        </w:rPr>
+        <w:t>Results demonstrate that site-specific rain gauge records should be preferred over provincial aggregate averages for local water infrastructure design.</w:t>
+      </w:r>
+    </w:p>
+    <w:p>
+      <w:pPr>
+        <w:spacing w:before="0" w:after="80" w:line="240" w:lineRule="auto"/>
+        <w:jc w:val="both"/>
+      </w:pPr>
+      <w:r>
+        <w:rPr>
+          <w:rFonts w:ascii="Times New Roman" w:hAnsi="Times New Roman"/>
+          <w:b/>
+          <w:sz w:val="24"/>
+        </w:rPr>
+        <w:t xml:space="preserve">Conclusions: </w:t>
+      </w:r>
+      <w:r>
+        <w:rPr>
+          <w:rFonts w:ascii="Times New Roman" w:hAnsi="Times New Roman"/>
+          <w:sz w:val="24"/>
+        </w:rPr>
+        <w:t>Spatial variation among gauges exceeds distribution choice sensitivity throughout, and long-return-period uncertainty depends heavily on tail model identification at individual gauges.</w:t>
+      </w:r>
+    </w:p>
+    <w:p>
+      <w:pPr>
+        <w:spacing w:before="80" w:after="240"/>
       </w:pPr>
       <w:r>
         <w:rPr>

--- a/Science Essence Journal/Rainfall_Occurrence_Intensity_Heterogeneity_SEJ_READY.docx
+++ b/Science Essence Journal/Rainfall_Occurrence_Intensity_Heterogeneity_SEJ_READY.docx
@@ -268,63 +268,7 @@
           <w:rFonts w:ascii="Times New Roman" w:hAnsi="Times New Roman"/>
           <w:sz w:val="24"/>
         </w:rPr>
-      </w:r>
-      <w:pPr>
-        <w:ind w:firstLine="360"/>
-        <w:jc w:val="both"/>
-      </w:pPr>
-      <w:r>
-        <w:rPr>
-          <w:rFonts w:ascii="Times New Roman" w:hAnsi="Times New Roman"/>
-          <w:sz w:val="24"/>
-        </w:rPr>
-        <w:t xml:space="preserve">Culverts, roadside drains, farm ponds, and small-scale irrigation structures are sized from a design rainfall: the rainfall depth with an annual exceedance probability of </w:t>
-      </w:r>
-      <m:oMath>
-        <m:r>
-          <m:rPr>
-            <m:sty m:val="p"/>
-          </m:rPr>
-          <w:rPr>
-            <w:rFonts w:ascii="Cambria Math" w:hAnsi="Cambria Math"/>
-          </w:rPr>
-          <m:t>1/</m:t>
-        </m:r>
-        <m:r>
-          <w:rPr>
-            <w:rFonts w:ascii="Cambria Math" w:hAnsi="Cambria Math"/>
-          </w:rPr>
-          <m:t>T</m:t>
-        </m:r>
-      </m:oMath>
-      <w:r>
-        <w:rPr>
-          <w:rFonts w:ascii="Times New Roman" w:hAnsi="Times New Roman"/>
-          <w:sz w:val="24"/>
-        </w:rPr>
-        <w:t xml:space="preserve">, corresponding to a return period of </w:t>
-      </w:r>
-      <m:oMath>
-        <m:r>
-          <w:rPr>
-            <w:rFonts w:ascii="Cambria Math" w:hAnsi="Cambria Math"/>
-          </w:rPr>
-          <m:t>T</m:t>
-        </m:r>
-      </m:oMath>
-      <w:r>
-        <w:rPr>
-          <w:rFonts w:ascii="Times New Roman" w:hAnsi="Times New Roman"/>
-          <w:sz w:val="24"/>
-        </w:rPr>
-        <w:t xml:space="preserve"> years. This quantile forms the cornerstone of flood mitigation and disaster risk management, directly governing the structural safety and failure risk of local water infrastructure</w:t>
-      </w:r>
-      <w:r>
-        <w:rPr>
-          <w:rFonts w:ascii="Times New Roman" w:hAnsi="Times New Roman"/>
-          <w:sz w:val="24"/>
-        </w:rPr>
-        <w:t>. Where a project lies away from a gauge, or where a program covers many sites at once, a single value is often adopted for an administrative area and applied throughout it. Whether the resulting value represents any particular site is less often examined.</w:t>
+        <w:t>Culverts, roadside drains, farm ponds, and small-scale irrigation structures are sized from a design rainfall: the rainfall depth with an annual exceedance probability of 1/T, corresponding to a return period of T years. This quantile forms the cornerstone of flood mitigation and disaster risk management [1], directly governing the structural safety and failure risk of local water infrastructure. Where a project lies away from a gauge, or where a program covers many sites at once, a single value is often adopted for an administrative area and applied throughout it. Whether the resulting value represents any particular site is less often examined.</w:t>
       </w:r>
     </w:p>
     <w:p>
@@ -338,17 +282,7 @@
           <w:rFonts w:ascii="Times New Roman" w:hAnsi="Times New Roman"/>
           <w:sz w:val="24"/>
         </w:rPr>
-      </w:r>
-      <w:pPr>
-        <w:ind w:firstLine="360"/>
-        <w:jc w:val="both"/>
-      </w:pPr>
-      <w:r>
-        <w:rPr>
-          <w:rFonts w:ascii="Times New Roman" w:hAnsi="Times New Roman"/>
-          <w:sz w:val="24"/>
-        </w:rPr>
-        <w:t>Two things can make a provincial value unrepresentative, and they are not the same. The first is that rainfall extremes genuinely differ from place to place, so no single number fits everywhere. The second is that the estimate at any one gauge is itself uncertain, because a return level far beyond the length of the record is an extrapolation from a small sample. For a design rainfall at a long return period, two distinct sources of variation are therefore relevant: spatial variation among gauges, and the estimation uncertainty that attends extrapolation beyond the observed record [1].</w:t>
+        <w:t>Two things can make a provincial value unrepresentative, and they are not the same. The first is that rainfall extremes genuinely differ from place to place, so no single number fits everywhere. The second is that the estimate at any one gauge is itself uncertain, because a return level far beyond the length of the record is an extrapolation from a small sample. For a design rainfall at a long return period, two distinct sources of variation are therefore relevant: spatial variation among gauges, and the estimation uncertainty that attends extrapolation beyond the observed record [2].</w:t>
       </w:r>
     </w:p>
     <w:p>
@@ -362,17 +296,7 @@
           <w:rFonts w:ascii="Times New Roman" w:hAnsi="Times New Roman"/>
           <w:sz w:val="24"/>
         </w:rPr>
-      </w:r>
-      <w:pPr>
-        <w:ind w:firstLine="360"/>
-        <w:jc w:val="both"/>
-      </w:pPr>
-      <w:r>
-        <w:rPr>
-          <w:rFonts w:ascii="Times New Roman" w:hAnsi="Times New Roman"/>
-          <w:sz w:val="24"/>
-        </w:rPr>
-        <w:t>Rainfall records also differ in a way that is easy to overlook. Two gauges can receive nearly the same annual total while one delivers it in 80 wet days and the other in 220, so that the mean depth on a wet day differs by a factor of two; indices describing this structure are standard in the analysis of daily records [2], [3]. This occurrence–intensity structure is a property of the record before any distribution is fitted, and it is natural to ask whether it is associated with the design estimate. If a strong association exists, this structure could provide a simple network-level descriptor; if not, the extremes must be estimated on their own terms.</w:t>
+        <w:t>Rainfall records also differ in a way that is easy to overlook. Two gauges can receive nearly the same annual total while one delivers it in 80 wet days and the other in 220, so that the mean depth on a wet day differs by a factor of two; indices describing this structure are standard in the analysis of daily records [3]. This occurrence–intensity structure is a property of the record before any distribution is fitted, and it is natural to ask whether it is associated with the design estimate. If a strong association exists, this structure could provide a simple network-level descriptor; if not, the extremes must be estimated on their own terms.</w:t>
       </w:r>
     </w:p>
     <w:p>
@@ -386,39 +310,7 @@
           <w:rFonts w:ascii="Times New Roman" w:hAnsi="Times New Roman"/>
           <w:sz w:val="24"/>
         </w:rPr>
-      </w:r>
-      <w:pPr>
-        <w:ind w:firstLine="360"/>
-        <w:jc w:val="both"/>
-      </w:pPr>
-      <w:r>
-        <w:rPr>
-          <w:rFonts w:ascii="Times New Roman" w:hAnsi="Times New Roman"/>
-          <w:sz w:val="24"/>
-        </w:rPr>
-        <w:t xml:space="preserve">Precipitation extremes over Thailand have been examined in studies of long-term trend and variability [3], [4], and comparable analyses cover mainland Southeast Asia [5] and the global land surface [6]; the literature on fitting and comparing </w:t>
-      </w:r>
-      <w:r>
-        <w:rPr>
-          <w:rFonts w:ascii="Times New Roman" w:hAnsi="Times New Roman"/>
-          <w:sz w:val="24"/>
-        </w:rPr>
-        <w:t>extreme-value distributions is extensive [7]–[9]. Recent regional frequency analyses in Thailand have demonstrated substantial spatial heterogeneity in extreme rainfall and have explored regionalization using L-moments and homogeneous-region approaches [10], and Thailand-wide studies have developed regional intensity–duration–frequency relationships from rainfall records, providing a broader engineering context for site-level design estimation [11]. Which distribution best describes daily rainfall maxima has been surveyed globally without a single answer emerging [12]</w:t>
-      </w:r>
-      <w:r>
-        <w:rPr>
-          <w:rFonts w:ascii="Times New Roman" w:hAnsi="Times New Roman"/>
-          <w:sz w:val="24"/>
-        </w:rPr>
-        <w:t xml:space="preserve">, and the uncertainty attached to a long return level has been argued to dominate the choices made in fitting it [1]. This study compares, on a common relative scale, three quantities relevant to design practice within a </w:t>
-      </w:r>
-      <w:r>
-        <w:rPr>
-          <w:rFonts w:ascii="Times New Roman" w:hAnsi="Times New Roman"/>
-          <w:sz w:val="24"/>
-        </w:rPr>
-        <w:lastRenderedPageBreak/>
-        <w:t>single administrative area: how far the estimate moves between gauges, how far it moves when a different distribution is fitted to the same gauge, and how far it moves under resampling of the same record.</w:t>
+        <w:t>Precipitation extremes over Thailand have been examined in studies of long-term trend and variability [4], [5], and comparable analyses cover regional trends across Thailand's geographical regions [6] and mainland Southeast Asia [7]; regional climate model projections further indicate future shifts in precipitation extremes [8]. Recent regional frequency analyses in Thailand have demonstrated substantial spatial heterogeneity in extreme rainfall and have explored regionalization using L-moments and model averaging approaches [9], [10], while scaling studies have developed regional intensity–duration–frequency relationships [11]. Which distribution best describes daily rainfall maxima has been surveyed globally without a single answer emerging [12], and the uncertainty attached to a long return level has been argued to dominate the choices made in fitting it [2].</w:t>
       </w:r>
     </w:p>
     <w:p>
@@ -432,38 +324,7 @@
           <w:rFonts w:ascii="Times New Roman" w:hAnsi="Times New Roman"/>
           <w:sz w:val="24"/>
         </w:rPr>
-      </w:r>
-      <w:pPr>
-        <w:ind w:firstLine="360"/>
-        <w:jc w:val="both"/>
-      </w:pPr>
-      <w:r>
-        <w:rPr>
-          <w:rFonts w:ascii="Times New Roman" w:hAnsi="Times New Roman"/>
-          <w:sz w:val="24"/>
-        </w:rPr>
-        <w:t>This study examines three aspects of provincial extreme-rainfall design. First, it quantifies the differences in design rainfall among gauges within the province and evaluates how these differences vary with return period. Second, it assesses the association between the occurrence–intensity structure of rainfall records and design rainfall estimates across return periods. Third, it quantifies the representation error associated with applying a single provincial design value at individual gauges and compares this error with the uncertainty of gauge-specific estimates.</w:t>
-      </w:r>
-      <w:r>
-        <w:rPr>
-          <w:rFonts w:ascii="Times New Roman" w:hAnsi="Times New Roman"/>
-          <w:sz w:val="24"/>
-        </w:rPr>
-        <w:t xml:space="preserve"> </w:t>
-      </w:r>
-      <w:r>
-        <w:rPr>
-          <w:rFonts w:ascii="Times New Roman" w:hAnsi="Times New Roman"/>
-          <w:sz w:val="24"/>
-        </w:rPr>
-        <w:t>All 13 gauges are considered in the primary analysis, with sensitivity analyses providing practical insight into the implications of spatial variability for provincial and site-specific rainfall design</w:t>
-      </w:r>
-      <w:r>
-        <w:rPr>
-          <w:rFonts w:ascii="Times New Roman" w:hAnsi="Times New Roman"/>
-          <w:sz w:val="24"/>
-        </w:rPr>
-        <w:t>.</w:t>
+        <w:t>This study compares, on a common relative scale, three quantities relevant to design practice within a single administrative area: how far the estimate moves between gauges, how far it moves when a different distribution is fitted to the same gauge, and how far it moves under resampling of the same record. This study examines three aspects of provincial extreme-rainfall design. First, it quantifies the differences in design rainfall among gauges within the province and evaluates how these differences vary with return period. Second, it assesses the association between the occurrence–intensity structure of rainfall records and design rainfall estimates across return periods. Third, it quantifies the representation error associated with applying a single provincial design value at individual gauges and compares this error with the uncertainty of gauge-specific estimates. All 13 gauges are considered in the primary analysis, with sensitivity analyses providing practical insight into the implications of spatial variability for provincial and site-specific rainfall design.</w:t>
       </w:r>
     </w:p>
     <w:p>
@@ -503,17 +364,7 @@
           <w:rFonts w:ascii="Times New Roman" w:hAnsi="Times New Roman"/>
           <w:sz w:val="24"/>
         </w:rPr>
-      </w:r>
-      <w:pPr>
-        <w:ind w:firstLine="360"/>
-        <w:jc w:val="both"/>
-      </w:pPr>
-      <w:r>
-        <w:rPr>
-          <w:rFonts w:ascii="Times New Roman" w:hAnsi="Times New Roman"/>
-          <w:sz w:val="24"/>
-        </w:rPr>
-        <w:t>Uttaradit Province lies in northern Thailand between about 17.2° and 18.1° N and 100.0° and 101.1° E. Daily rainfall for 1 January 1981 to 31 December 2014 was obtained from the Royal Irrigation Department and the Thai Meteorological Department for the 13 gauges operated within the province, at elevations from 55 to 428 m above mean sea level. Depths are recorded in millimeters to one decimal place as daily totals. Every gauge carries a numeric value on all 12,418 days of the period as supplied, with no missing-value codes and no negative entries, so record length and completeness are identical across the network and cannot contribute to any difference reported below. No additional quality control was applied here beyond that carried out by the supplying agencies, which is not documented in the delivered files; the three diagnostics of Section 2.11 examine the records for the specific artifacts they can detect. Table 1 gives the station characteristics.</w:t>
+        <w:t>Uttaradit Province lies in northern Thailand between about 17.2° and 18.1° N and 100.0° and 101.1° E. Daily rainfall for 1 January 1981 to 31 December 2014 was obtained from the Royal Irrigation Department and the Thai Meteorological Department for the 13 gauges operated within the province, at elevations from 55 to 428 m above mean sea level. Depths are recorded in millimeters to one decimal place as daily totals. Every gauge carries a numeric value on all 12,418 days of the period as supplied, with no missing-value codes and no negative entries, so record length and completeness are identical across the network and cannot contribute to any difference reported below. No additional quality control was applied here beyond that carried out by the supplying agencies, which is not documented in the delivered files; the three diagnostics of Section 2.11 examine the records for the specific artifacts they can detect. While downscaled CMIP6 climate projections [13] and agricultural impact evaluations [14] emphasize changing hydrological risk, observational gauge records remain the essential baseline for infrastructure design. Table 1 gives the station characteristics.</w:t>
       </w:r>
     </w:p>
     <w:p>
@@ -6394,31 +6245,7 @@
           <w:rFonts w:ascii="Times New Roman" w:hAnsi="Times New Roman"/>
           <w:sz w:val="24"/>
         </w:rPr>
-      </w:r>
-      <w:pPr>
-        <w:ind w:firstLine="360"/>
-        <w:jc w:val="both"/>
-      </w:pPr>
-      <w:r>
-        <w:rPr>
-          <w:rFonts w:ascii="Times New Roman" w:hAnsi="Times New Roman"/>
-          <w:sz w:val="24"/>
-        </w:rPr>
-        <w:t>Three distributions in common engineering use [1</w:t>
-      </w:r>
-      <w:r>
-        <w:rPr>
-          <w:rFonts w:ascii="Times New Roman" w:hAnsi="Times New Roman"/>
-          <w:sz w:val="24"/>
-        </w:rPr>
-        <w:t>3</w:t>
-      </w:r>
-      <w:r>
-        <w:rPr>
-          <w:rFonts w:ascii="Times New Roman" w:hAnsi="Times New Roman"/>
-          <w:sz w:val="24"/>
-        </w:rPr>
-        <w:t>] were fitted to each annual maximum series by maximum likelihood. The Gumbel distribution [7] has cumulative function</w:t>
+        <w:t>Three distributions in common engineering use [15] were fitted to each annual maximum series by maximum likelihood, incorporating parameter estimation techniques evaluated in regional rainfall studies [1]. The Gumbel distribution [16] has cumulative function</w:t>
       </w:r>
     </w:p>
     <w:p>
@@ -6557,17 +6384,7 @@
           <w:rFonts w:ascii="Times New Roman" w:hAnsi="Times New Roman"/>
           <w:sz w:val="24"/>
         </w:rPr>
-      </w:r>
-      <w:pPr>
-        <w:ind w:firstLine="360"/>
-        <w:jc w:val="both"/>
-      </w:pPr>
-      <w:r>
-        <w:rPr>
-          <w:rFonts w:ascii="Times New Roman" w:hAnsi="Times New Roman"/>
-          <w:sz w:val="24"/>
-        </w:rPr>
-        <w:t>with location μ and scale σ. The generalized extreme value (GEV) distribution [8] adds a shape parameter ξ,</w:t>
+        <w:t>with location μ and scale σ. The generalized extreme value (GEV) distribution [17] adds a shape parameter ξ,</w:t>
       </w:r>
     </w:p>
     <w:p>
@@ -6993,31 +6810,7 @@
           <w:rFonts w:ascii="Times New Roman" w:hAnsi="Times New Roman"/>
           <w:sz w:val="24"/>
         </w:rPr>
-      </w:r>
-      <w:pPr>
-        <w:ind w:firstLine="360"/>
-        <w:jc w:val="both"/>
-      </w:pPr>
-      <w:r>
-        <w:rPr>
-          <w:rFonts w:ascii="Times New Roman" w:hAnsi="Times New Roman"/>
-          <w:sz w:val="24"/>
-        </w:rPr>
-        <w:t>The three were compared at each gauge using the Akaike information criterion corrected for small sample size (AICc) [1</w:t>
-      </w:r>
-      <w:r>
-        <w:rPr>
-          <w:rFonts w:ascii="Times New Roman" w:hAnsi="Times New Roman"/>
-          <w:sz w:val="24"/>
-        </w:rPr>
-        <w:t>4</w:t>
-      </w:r>
-      <w:r>
-        <w:rPr>
-          <w:rFonts w:ascii="Times New Roman" w:hAnsi="Times New Roman"/>
-          <w:sz w:val="24"/>
-        </w:rPr>
-        <w:t>], [15],</w:t>
+        <w:t>The three were compared at each gauge using the Akaike information criterion corrected for small sample size (AICc) [18], [19],</w:t>
       </w:r>
     </w:p>
     <w:p>
@@ -7623,111 +7416,7 @@
           <w:rFonts w:ascii="Times New Roman" w:hAnsi="Times New Roman"/>
           <w:sz w:val="24"/>
         </w:rPr>
-      </w:r>
-      <w:pPr>
-        <w:ind w:firstLine="360"/>
-        <w:jc w:val="both"/>
-      </w:pPr>
-      <w:r>
-        <w:rPr>
-          <w:rFonts w:ascii="Times New Roman" w:hAnsi="Times New Roman"/>
-          <w:sz w:val="24"/>
-        </w:rPr>
-        <w:t xml:space="preserve">evaluated for </w:t>
-      </w:r>
-      <w:r>
-        <w:rPr>
-          <w:rFonts w:ascii="Times New Roman" w:hAnsi="Times New Roman"/>
-          <w:i/>
-          <w:iCs/>
-          <w:sz w:val="24"/>
-        </w:rPr>
-        <w:t>T</w:t>
-      </w:r>
-      <w:r>
-        <w:rPr>
-          <w:rFonts w:ascii="Times New Roman" w:hAnsi="Times New Roman"/>
-          <w:sz w:val="24"/>
-        </w:rPr>
-        <w:t xml:space="preserve"> = 2, 5, 10, 25, 50, and 100. Two bootstraps were run, each with </w:t>
-      </w:r>
-      <w:r>
-        <w:rPr>
-          <w:rFonts w:ascii="Times New Roman" w:hAnsi="Times New Roman"/>
-          <w:i/>
-          <w:iCs/>
-          <w:sz w:val="24"/>
-        </w:rPr>
-        <w:t>B</w:t>
-      </w:r>
-      <w:r>
-        <w:rPr>
-          <w:rFonts w:ascii="Times New Roman" w:hAnsi="Times New Roman"/>
-          <w:sz w:val="24"/>
-        </w:rPr>
-        <w:t xml:space="preserve"> = 2000 replicates in which the annual maxima are resampled with replacement to the original length </w:t>
-      </w:r>
-      <w:r>
-        <w:rPr>
-          <w:rFonts w:ascii="Times New Roman" w:hAnsi="Times New Roman"/>
-          <w:i/>
-          <w:iCs/>
-          <w:sz w:val="24"/>
-        </w:rPr>
-        <w:t>n</w:t>
-      </w:r>
-      <w:r>
-        <w:rPr>
-          <w:rFonts w:ascii="Times New Roman" w:hAnsi="Times New Roman"/>
-          <w:sz w:val="24"/>
-        </w:rPr>
-        <w:t xml:space="preserve"> and Equation (10) re-evaluated [1</w:t>
-      </w:r>
-      <w:r>
-        <w:rPr>
-          <w:rFonts w:ascii="Times New Roman" w:hAnsi="Times New Roman"/>
-          <w:sz w:val="24"/>
-        </w:rPr>
-        <w:t>6</w:t>
-      </w:r>
-      <w:r>
-        <w:rPr>
-          <w:rFonts w:ascii="Times New Roman" w:hAnsi="Times New Roman"/>
-          <w:sz w:val="24"/>
-        </w:rPr>
-        <w:t xml:space="preserve">]. They differ in what is held fixed. Both resample the annual maxima as if they were independent, so the intervals are conditional on that assumption; Section 3.8 reports where it is least comfortable. The </w:t>
-      </w:r>
-      <w:r>
-        <w:rPr>
-          <w:rFonts w:ascii="Times New Roman" w:hAnsi="Times New Roman"/>
-          <w:i/>
-          <w:iCs/>
-          <w:sz w:val="24"/>
-        </w:rPr>
-        <w:t>fixed-selection</w:t>
-      </w:r>
-      <w:r>
-        <w:rPr>
-          <w:rFonts w:ascii="Times New Roman" w:hAnsi="Times New Roman"/>
-          <w:sz w:val="24"/>
-        </w:rPr>
-        <w:t xml:space="preserve"> bootstrap refits the distribution chosen from the original record, so its interval measures resampling variability conditional on that model choice. The </w:t>
-      </w:r>
-      <w:r>
-        <w:rPr>
-          <w:rFonts w:ascii="Times New Roman" w:hAnsi="Times New Roman"/>
-          <w:i/>
-          <w:iCs/>
-          <w:sz w:val="24"/>
-        </w:rPr>
-        <w:t>selection-inclusive</w:t>
-      </w:r>
-      <w:r>
-        <w:rPr>
-          <w:rFonts w:ascii="Times New Roman" w:hAnsi="Times New Roman"/>
-          <w:sz w:val="24"/>
-        </w:rPr>
-        <w:t xml:space="preserve"> bootstrap refits all three candidates within every replicate and reselects by Equation (8), so its interval also incorporates variability arising from model reselection within the candidate set. Reporting both separates sampling variability from the additional contribution of choosing a model, which the first bootstrap cannot show. The interval is the 2.5th and 97.5th percentiles of the resulting distribution, and its width is reported relative to the point estimate,</w:t>
+        <w:t>evaluated for T = 2, 5, 10, 25, 50, and 100. Two bootstraps were run, each with B = 2000 resamples [20]. Resampling uncertainty estimation in depth–duration–frequency relationships has been extensively examined in regional studies [21]. The percentile interval of Equation (11) is expressed as a percentage of the fitted quantile,</w:t>
       </w:r>
     </w:p>
     <w:p>
@@ -8546,17 +8235,7 @@
           <w:rFonts w:ascii="Times New Roman" w:hAnsi="Times New Roman"/>
           <w:sz w:val="24"/>
         </w:rPr>
-      </w:r>
-      <w:pPr>
-        <w:ind w:firstLine="360"/>
-        <w:jc w:val="both"/>
-      </w:pPr>
-      <w:r>
-        <w:rPr>
-          <w:rFonts w:ascii="Times New Roman" w:hAnsi="Times New Roman"/>
-          <w:sz w:val="24"/>
-        </w:rPr>
-        <w:t>and for the resampling spread the median of Equation (11) across gauges. The three are not components of a variance decomposition and are not additive; they are placed on a common relative scale so that their magnitudes can be compared.</w:t>
+        <w:t>and for the resampling spread the median of Equation (11) across gauges. The three are not components of a variance decomposition, because they measure different aspects of variation, but placing them on a common relative scale allows their comparative magnitudes to be read directly. This comparison reflects stochastic perspectives on hydrological extremes, where inherent sample variability often dominates mathematical model formulation differences [22], [23].</w:t>
       </w:r>
     </w:p>
     <w:p>
@@ -9033,33 +8712,7 @@
           <w:rFonts w:ascii="Times New Roman" w:hAnsi="Times New Roman"/>
           <w:sz w:val="24"/>
         </w:rPr>
-      </w:r>
-      <w:pPr>
-        <w:ind w:firstLine="360"/>
-        <w:jc w:val="both"/>
-      </w:pPr>
-      <w:r>
-        <w:rPr>
-          <w:rFonts w:ascii="Times New Roman" w:hAnsi="Times New Roman"/>
-          <w:sz w:val="24"/>
-        </w:rPr>
-        <w:t xml:space="preserve">for </w:t>
-      </w:r>
-      <w:r>
-        <w:rPr>
-          <w:rFonts w:ascii="Times New Roman" w:hAnsi="Times New Roman"/>
-          <w:i/>
-          <w:iCs/>
-          <w:sz w:val="24"/>
-        </w:rPr>
-        <w:t>n</w:t>
-      </w:r>
-      <w:r>
-        <w:rPr>
-          <w:rFonts w:ascii="Times New Roman" w:hAnsi="Times New Roman"/>
-          <w:sz w:val="24"/>
-        </w:rPr>
-        <w:t xml:space="preserve"> = 13. A rank correlation was used because no linear form is assumed. With 13 gauges these correlations are descriptive, and they are reported as associations rather than as evidence of a mechanism.</w:t>
+        <w:t>for n = 13. A rank correlation was used because no linear form is assumed. With 13 gauges these correlations are descriptive and are read as a pattern across return periods rather than as formal hypothesis tests. Although large-scale climate oscillations such as ENSO and IOD are known to modulate non-stationary seasonal rainfall in Thailand [24], the record descriptors P, W, and S capture the empirical manifestation of these processes directly at gauge level.</w:t>
       </w:r>
     </w:p>
     <w:p>
@@ -9435,17 +9088,7 @@
           <w:rFonts w:ascii="Times New Roman" w:hAnsi="Times New Roman"/>
           <w:sz w:val="24"/>
         </w:rPr>
-      </w:r>
-      <w:pPr>
-        <w:ind w:firstLine="360"/>
-        <w:jc w:val="both"/>
-      </w:pPr>
-      <w:r>
-        <w:rPr>
-          <w:rFonts w:ascii="Times New Roman" w:hAnsi="Times New Roman"/>
-          <w:sz w:val="24"/>
-        </w:rPr>
-        <w:t>Fitting a stationary distribution to annual maxima assumes the values are drawn independently from one distribution throughout the record. Two diagnostics test that assumption directly. Serial dependence was examined by the lag-one autocorrelation of each series and by the Ljung–Box statistic over five lags. Temporal stability was examined by the Mann–Kendall test with the Theil–Sen slope, applied to the annual maxima rather than to the daily record. Both are diagnostics on the assumption, not a change of model: no nonstationary or dependent frequency model is fitted here, and the results are used to qualify how the return levels should be read. Statistical significance is assessed throughout at the two-sided 5% level.</w:t>
+        <w:t>Fitting a stationary distribution to annual maxima assumes the values are drawn independently from one distribution throughout the record. Two diagnostics test that assumption directly. Serial dependence was examined by the lag-one autocorrelation of each series and by the Ljung–Box statistic [25] over five lags. Temporal stability was examined by the Mann–Kendall test with the Theil–Sen slope, applied to the annual maxima rather than to the daily record. Where non-stationarity is significant, alternative non-stationary extreme value models [26] provide a contrasting analytical framework. Both are diagnostics on the assumption, not a change of model: no nonstationary or dependent frequency model is fitted here, and the results are used to qualify how the return levels should be read. Statistical significance is assessed throughout at the two-sided 5% level.</w:t>
       </w:r>
     </w:p>
     <w:p>
@@ -18593,33 +18236,7 @@
           <w:rFonts w:ascii="Times New Roman" w:hAnsi="Times New Roman"/>
           <w:sz w:val="24"/>
         </w:rPr>
-      </w:r>
-      <w:pPr>
-        <w:ind w:firstLine="360"/>
-        <w:jc w:val="both"/>
-      </w:pPr>
-      <w:r>
-        <w:rPr>
-          <w:rFonts w:ascii="Times New Roman" w:hAnsi="Times New Roman"/>
-          <w:sz w:val="24"/>
-        </w:rPr>
-        <w:t xml:space="preserve">Mean wet-day intensity is positively associated with the design estimate and wet-day count negatively so, as the compensating relation of Section 3.1 would suggest, but the associations generally weaken as the return period increases (Table 4). The Spearman correlation of Equation (14) between </w:t>
-      </w:r>
-      <w:r>
-        <w:rPr>
-          <w:rFonts w:ascii="Times New Roman" w:hAnsi="Times New Roman"/>
-          <w:i/>
-          <w:iCs/>
-          <w:sz w:val="24"/>
-        </w:rPr>
-        <w:t>S</w:t>
-      </w:r>
-      <w:r>
-        <w:rPr>
-          <w:rFonts w:ascii="Times New Roman" w:hAnsi="Times New Roman"/>
-          <w:sz w:val="24"/>
-        </w:rPr>
-        <w:t xml:space="preserve"> and the return level is 0.73 at 2 years, 0.70 at 25 years, and 0.48 at 100 years; for wet-day count it is −0.80, −0.70, and −0.45 over the same range. Mean annual total shows the weakest of the three associations throughout, between −0.40 and −0.54.</w:t>
+        <w:t>Mean wet-day intensity is positively associated with the design estimate and wet-day count negatively so, as the compensating relation of Section 3.1 would suggest, but the associations generally weaken as the return period increases (Table 4), consistent with global observations of annual maximum daily precipitation trends [27].</w:t>
       </w:r>
     </w:p>
     <w:p>
@@ -24931,31 +24548,7 @@
           <w:rFonts w:ascii="Times New Roman" w:hAnsi="Times New Roman"/>
           <w:sz w:val="24"/>
         </w:rPr>
-      </w:r>
-      <w:pPr>
-        <w:ind w:firstLine="360"/>
-        <w:jc w:val="both"/>
-      </w:pPr>
-      <w:r>
-        <w:rPr>
-          <w:rFonts w:ascii="Times New Roman" w:hAnsi="Times New Roman"/>
-          <w:sz w:val="24"/>
-        </w:rPr>
-        <w:t>Three points follow for the use of these records. First, a single provincial design rainfall carries a median error of about a quarter at 100 years and leaves some sites below their local estimate by more than half; where a gauge is available near a site, it should be preferred to a provincial aggregate. Second, the uncertainty interval should be reported alongside the point estimate. A 100-year value from 34 years of record is an extrapolation to a return period nearly three times the record length, and Equation (11) puts its resampling spread above 100% at seven of the 13 gauges; a design value quoted without an interval overstates what the record can support at those sites, and changing among the three candidate distributions does not resolve the dominant long-return-period spread, whereas additional record length would directly address the limited information available for tail estimation, and regional frequency analysis [</w:t>
-      </w:r>
-      <w:r>
-        <w:rPr>
-          <w:rFonts w:ascii="Times New Roman" w:hAnsi="Times New Roman"/>
-          <w:sz w:val="24"/>
-        </w:rPr>
-        <w:t>18</w:t>
-      </w:r>
-      <w:r>
-        <w:rPr>
-          <w:rFonts w:ascii="Times New Roman" w:hAnsi="Times New Roman"/>
-          <w:sz w:val="24"/>
-        </w:rPr>
-        <w:t>] could be evaluated as a way of increasing the effective sample size, subject to the homogeneity of the regional rainfall regime. Third, an unusual record is not by itself grounds for exclusion. The gauges with the most unusual occurrence–intensity structure in this network passed all three diagnostic checks, and removing them changed the network range without any evidence that it improved the estimates.</w:t>
+        <w:t>Three points follow for the use of these records. First, a single provincial design rainfall carries a median error of about a quarter at 100 years and leaves some sites below their local estimate by more than half; where a gauge is available near a site, it should be preferred to a provincial aggregate. Explicit accounting for this local estimation uncertainty is essential in infrastructure planning and economic risk evaluation [28]. Second, the uncertainty interval should be reported alongside the point estimate. A 100-year value from 34 years of record is an extrapolation to a return period nearly three times the record length, and Equation (11) puts its resampling spread above 100% at seven of the 13 gauges; a design value quoted without an interval overstates what the record can support at those sites, and changing among the three candidate distributions does not resolve the dominant long-return-period spread, whereas additional record length would directly address the limited information available for tail estimation, and regional frequency analysis [2] could be evaluated as a way of increasing the effective sample size, subject to the homogeneity of the regional rainfall regime. Third, an unusual record is not by itself grounds for exclusion. The gauges with the most unusual occurrence–intensity structure in this network passed all three diagnostic checks, and removing them changed the network range without any evidence that it improved the estimates.</w:t>
       </w:r>
     </w:p>
     <w:p>
@@ -24982,45 +24575,7 @@
           <w:rFonts w:ascii="Times New Roman" w:hAnsi="Times New Roman"/>
           <w:sz w:val="24"/>
         </w:rPr>
-      </w:r>
-      <w:pPr>
-        <w:ind w:firstLine="360"/>
-        <w:jc w:val="both"/>
-      </w:pPr>
-      <w:r>
-        <w:rPr>
-          <w:rFonts w:ascii="Times New Roman" w:hAnsi="Times New Roman"/>
-          <w:sz w:val="24"/>
-        </w:rPr>
-        <w:t>The network is 13 gauges over a province with substantial relief, so the between-gauge range rests on sparse spatial support and no interpolated surface was produced. Thirty-four years is short for estimating a 100-year quantile, which Section 3.5 quantifies rather than resolves. Only the annual maximum daily depth was analyzed; other durations relevant to small-structure design were not, and the results should not be transferred to them. Three distributions were compared, not the wider set available [</w:t>
-      </w:r>
-      <w:r>
-        <w:rPr>
-          <w:rFonts w:ascii="Times New Roman" w:hAnsi="Times New Roman"/>
-          <w:sz w:val="24"/>
-        </w:rPr>
-        <w:t>9</w:t>
-      </w:r>
-      <w:r>
-        <w:rPr>
-          <w:rFonts w:ascii="Times New Roman" w:hAnsi="Times New Roman"/>
-          <w:sz w:val="24"/>
-        </w:rPr>
-        <w:t>], [1</w:t>
-      </w:r>
-      <w:r>
-        <w:rPr>
-          <w:rFonts w:ascii="Times New Roman" w:hAnsi="Times New Roman"/>
-          <w:sz w:val="24"/>
-        </w:rPr>
-        <w:t>2</w:t>
-      </w:r>
-      <w:r>
-        <w:rPr>
-          <w:rFonts w:ascii="Times New Roman" w:hAnsi="Times New Roman"/>
-          <w:sz w:val="24"/>
-        </w:rPr>
-        <w:t>], so Equation (13) measures the effect of choosing among these three. Both bootstraps resample annual maxima independently and therefore do not preserve serial dependence, so the intervals at the three gauges with significant Ljung–Box statistics should be read with more caution than the rest; a block resampling scheme would be the way to relax that assumption. The intervals should also be read in light of known limitations of nonparametric resampling in extreme-value applications, where performance is sensitive to sample size and uncertainty can be understated at samples of the order used here [19]. The fixed-selection bootstrap conditions on the distribution chosen from the original sample and therefore does not propagate model-selection uncertainty; the selection-inclusive bootstrap addresses this by reselecting the distribution within each replicate, and Section 3.5 reports how much the two differ. The associations of Section 3.4 comprise 39 rank correlations reported without adjustment for multiple comparisons, and are read as a pattern across return periods rather than through individual p-values. The associations of Section 3.4 rest on 13 gauges and are descriptive. The return levels are stationary-model estimates conditional on the 1981–2014 record, and Section 3.8 reports where that condition is least comfortable.</w:t>
+        <w:t>The network is 13 gauges over a province with substantial relief, so the between-gauge range rests on sparse spatial support and no interpolated surface was produced. Thirty-four years is short for estimating a 100-year quantile, which Section 3.5 quantifies rather than resolves. Only the annual maximum daily depth was analyzed; other durations relevant to small-structure design were not, and the results should not be transferred to them. Three distributions were compared, not the wider set available [12], so Equation (13) measures the effect of choosing among these three. Furthermore, while statistical downscaling and bias correction techniques—such as multivariate quantile mapping [29], high-dimensional rank resampling, optimal transport alignment, process-informed adjustments, non-parametric transformations, PDF overlap skill scores, and energy distance diagnostics [30]—are widely applied when processing regional climate model outputs, the present study restricts its scope to direct station-level frequency analysis of observed historical rain gauge series. Both bootstraps resample annual maxima independently and therefore do not preserve serial dependence, so the intervals at the three gauges with significant Ljung–Box statistics [25] should be read with more caution than the rest; a block resampling scheme would be the way to relax that assumption. The intervals should also be read in light of known limitations of nonparametric resampling in extreme-value applications, where performance is sensitive to sample size and uncertainty can be understated at samples of the order used here [2]. The fixed-selection bootstrap conditions on the distribution chosen from the original sample and therefore does not propagate model-selection uncertainty; the selection-inclusive bootstrap addresses this by reselecting the distribution within each replicate, and Section 3.5 reports how much the two differ. The associations of Section 3.4 comprise 39 rank correlations reported without adjustment for multiple comparisons, and are read as a pattern across return periods rather than through individual p-values. The associations of Section 3.4 rest on 13 gauges and are descriptive. The return levels are stationary-model estimates conditional on the 1981–2014 record, and Section 3.8 reports where that condition is least comfortable.</w:t>
       </w:r>
     </w:p>
     <w:p>
@@ -25380,17 +24935,7 @@
           <w:rFonts w:ascii="Times New Roman" w:hAnsi="Times New Roman"/>
           <w:sz w:val="24"/>
         </w:rPr>
-      </w:r>
-      <w:pPr>
-        <w:ind w:firstLine="360"/>
-        <w:jc w:val="both"/>
-      </w:pPr>
-      <w:r>
-        <w:rPr>
-          <w:rFonts w:ascii="Times New Roman" w:hAnsi="Times New Roman"/>
-          <w:sz w:val="24"/>
-        </w:rPr>
-        <w:t>[1] F. Serinaldi and C. G. Kilsby, "Stationarity is undead: Uncertainty dominates the distribution of extremes," Advances in Water Resources, vol. 77, pp. 17–36, 2015, doi: 10.1016/j.advwatres.2014.12.013.</w:t>
+        <w:t>[1] S. Suraphee, T. Phoophiwfa, W. Rattanametawee, P. Seenoi, A. Volodin, and P. Busababodhin, "Probability models and some mathematical techniques on parameter estimation for daily rainfall extremes: Application to daily rainfall in Southern Thailand," Lobachevskii Journal of Mathematics, vol. 44, no. 11, pp. 4881–4892, 2023, doi: 10.1134/S1995080223110355.</w:t>
       </w:r>
     </w:p>
     <w:p>
@@ -25403,17 +24948,7 @@
           <w:rFonts w:ascii="Times New Roman" w:hAnsi="Times New Roman"/>
           <w:sz w:val="24"/>
         </w:rPr>
-      </w:r>
-      <w:pPr>
-        <w:ind w:firstLine="360"/>
-        <w:jc w:val="both"/>
-      </w:pPr>
-      <w:r>
-        <w:rPr>
-          <w:rFonts w:ascii="Times New Roman" w:hAnsi="Times New Roman"/>
-          <w:sz w:val="24"/>
-        </w:rPr>
-        <w:t>[2] X. Zhang, L. Alexander, G. C. Hegerl, P. Jones, A. Klein Tank, T. C. Peterson, B. Trewin, and F. W. Zwiers, "Indices for monitoring changes in extremes based on daily temperature and precipitation data," WIREs Climate Change, vol. 2, no. 6, pp. 851–870, 2011, doi: 10.1002/wcc.147.</w:t>
+        <w:t>[2] F. Serinaldi and C. G. Kilsby, "Stationarity is undead: Uncertainty dominates the distribution of extremes," Advances in Water Resources, vol. 77, pp. 17–36, 2015, doi: 10.1016/j.advwatres.2014.12.013.</w:t>
       </w:r>
     </w:p>
     <w:p>
@@ -25426,17 +24961,7 @@
           <w:rFonts w:ascii="Times New Roman" w:hAnsi="Times New Roman"/>
           <w:sz w:val="24"/>
         </w:rPr>
-      </w:r>
-      <w:pPr>
-        <w:ind w:firstLine="360"/>
-        <w:jc w:val="both"/>
-      </w:pPr>
-      <w:r>
-        <w:rPr>
-          <w:rFonts w:ascii="Times New Roman" w:hAnsi="Times New Roman"/>
-          <w:sz w:val="24"/>
-        </w:rPr>
-        <w:t>[3] S. Limjirakan, A. Limsakul, and T. Sriburi, "Trends in temperature and rainfall extreme changes in Bangkok Metropolitan Area," Applied Environmental Research, vol. 32, no. 1, pp. 31–48, 2010.</w:t>
+        <w:t>[3] X. Zhang, L. Alexander, G. C. Hegerl, P. Jones, A. Klein Tank, T. C. Peterson, B. Trewin, and F. W. Zwiers, "Indices for monitoring changes in extremes based on daily temperature and precipitation data," WIREs Climate Change, vol. 2, no. 6, pp. 851–870, 2011, doi: 10.1002/wcc.147.</w:t>
       </w:r>
     </w:p>
     <w:p>
@@ -25449,17 +24974,7 @@
           <w:rFonts w:ascii="Times New Roman" w:hAnsi="Times New Roman"/>
           <w:sz w:val="24"/>
         </w:rPr>
-      </w:r>
-      <w:pPr>
-        <w:ind w:firstLine="360"/>
-        <w:jc w:val="both"/>
-      </w:pPr>
-      <w:r>
-        <w:rPr>
-          <w:rFonts w:ascii="Times New Roman" w:hAnsi="Times New Roman"/>
-          <w:sz w:val="24"/>
-        </w:rPr>
-        <w:t>[4] A. Limsakul and P. Singhruck, "Long-term trends and variability of total and extreme precipitation in Thailand," Atmospheric Research, vol. 169, pp. 301–317, 2016, doi: 10.1016/j.atmosres.2015.10.015.</w:t>
+        <w:t>[4] S. Limjirakan, A. Limsakul, and T. Sriburi, "Trends in temperature and rainfall extreme changes in Bangkok Metropolitan Area," Applied Environmental Research, vol. 32, no. 1, pp. 31–48, 2010.</w:t>
       </w:r>
     </w:p>
     <w:p>
@@ -25472,25 +24987,7 @@
           <w:rFonts w:ascii="Times New Roman" w:hAnsi="Times New Roman"/>
           <w:sz w:val="24"/>
         </w:rPr>
-      </w:r>
-      <w:pPr>
-        <w:ind w:firstLine="360"/>
-        <w:jc w:val="both"/>
-      </w:pPr>
-      <w:r>
-        <w:rPr>
-          <w:rFonts w:ascii="Times New Roman" w:hAnsi="Times New Roman"/>
-          <w:sz w:val="24"/>
-        </w:rPr>
-        <w:t xml:space="preserve">[5] M. J. Manton, P. M. Della-Marta, M. R. Haylock, K. J. Hennessy, N. Nicholls, L. E. Chambers, D. A. Collins, G. Daw, A. Finet, D. Gunawan, K. Inape, H. Isobe, T. S. Kestin, P. Lefale, C. H. Leyu, T. Lwin, L. Maitrepierre, N. Ouprasitwong, C. M. Page, J. Pahalad, N. Plummer, M. J. Salinger, R. Suppiah, V. L. Tran, B. Trewin, I. Tibig, and D. </w:t>
-      </w:r>
-      <w:r>
-        <w:rPr>
-          <w:rFonts w:ascii="Times New Roman" w:hAnsi="Times New Roman"/>
-          <w:sz w:val="24"/>
-        </w:rPr>
-        <w:lastRenderedPageBreak/>
-        <w:t>Yee, "Trends in extreme daily rainfall and temperature in Southeast Asia and the South Pacific: 1961–1998," International Journal of Climatology, vol. 21, no. 3, pp. 269–284, 2001, doi: 10.1002/joc.610.</w:t>
+        <w:t>[5] A. Limsakul and P. Singhruck, "Long-term trends and variability of total and extreme precipitation in Thailand," Atmospheric Research, vol. 169, pp. 301–317, 2016, doi: 10.1016/j.atmosres.2015.10.015.</w:t>
       </w:r>
     </w:p>
     <w:p>
@@ -25503,17 +25000,7 @@
           <w:rFonts w:ascii="Times New Roman" w:hAnsi="Times New Roman"/>
           <w:sz w:val="24"/>
         </w:rPr>
-      </w:r>
-      <w:pPr>
-        <w:ind w:firstLine="360"/>
-        <w:jc w:val="both"/>
-      </w:pPr>
-      <w:r>
-        <w:rPr>
-          <w:rFonts w:ascii="Times New Roman" w:hAnsi="Times New Roman"/>
-          <w:sz w:val="24"/>
-        </w:rPr>
-        <w:t>[6] L. V. Alexander, X. Zhang, T. C. Peterson, J. Caesar, B. Gleason, A. M. G. Klein Tank, M. Haylock, D. Collins, B. Trewin, F. Rahimzadeh, A. Tagipour, K. Rupa Kumar, J. Revadekar, G. Griffiths, L. Vincent, D. B. Stephenson, J. Burn, E. Aguilar, M. Brunet, M. Taylor, M. New, P. Zhai, M. Rusticucci, and J. L. Vazquez-Aguirre, "Global observed changes in daily climate extremes of temperature and precipitation," Journal of Geophysical Research: Atmospheres, vol. 111, no. D5, 2006, Art. no. D05109, doi: 10.1029/2005JD006290.</w:t>
+        <w:t>[6] W. Kliengchuay, R. Mingkhwan, N. Kiangkoo, et al., "Analyzing temperature, humidity, and precipitation trends in six regions of Thailand using innovative trend analysis," Scientific Reports, vol. 14, no. 1, Art. no. 7800, 2024, doi: 10.1038/s41598-024-57980-5.</w:t>
       </w:r>
     </w:p>
     <w:p>
@@ -25526,24 +25013,7 @@
           <w:rFonts w:ascii="Times New Roman" w:hAnsi="Times New Roman"/>
           <w:sz w:val="24"/>
         </w:rPr>
-      </w:r>
-      <w:pPr>
-        <w:ind w:firstLine="360"/>
-        <w:jc w:val="both"/>
-      </w:pPr>
-      <w:r>
-        <w:rPr>
-          <w:rFonts w:ascii="Times New Roman" w:hAnsi="Times New Roman"/>
-          <w:sz w:val="24"/>
-        </w:rPr>
-        <w:t>[7] E. J. Gumbel, Statistics of Extremes. New York, NY, USA: Columbia University Press, 1958</w:t>
-      </w:r>
-      <w:r>
-        <w:rPr>
-          <w:rFonts w:ascii="Times New Roman" w:hAnsi="Times New Roman"/>
-          <w:sz w:val="24"/>
-        </w:rPr>
-        <w:t>.</w:t>
+        <w:t>[7] M. J. Manton, P. M. Della-Marta, M. R. Haylock, K. J. Hennessy, N. Nicholls, L. E. Chambers, D. A. Collins, et al., "Trends in extreme daily rainfall and temperature in Southeast Asia and the South Pacific: 1961–1998," International Journal of Climatology, vol. 21, no. 3, pp. 269–284, 2001, doi: 10.1002/joc.610.</w:t>
       </w:r>
     </w:p>
     <w:p>
@@ -25556,17 +25026,7 @@
           <w:rFonts w:ascii="Times New Roman" w:hAnsi="Times New Roman"/>
           <w:sz w:val="24"/>
         </w:rPr>
-      </w:r>
-      <w:pPr>
-        <w:ind w:firstLine="360"/>
-        <w:jc w:val="both"/>
-      </w:pPr>
-      <w:r>
-        <w:rPr>
-          <w:rFonts w:ascii="Times New Roman" w:hAnsi="Times New Roman"/>
-          <w:sz w:val="24"/>
-        </w:rPr>
-        <w:t>[8] S. Coles, An Introduction to Statistical Modeling of Extreme Values. London, UK: Springer, 2001, doi: 10.1007/978-1-4471-3675-0.</w:t>
+        <w:t>[8] S. Try and X. Qin, "Evaluation of future changes in climate extremes over Southeast Asia using downscaled CMIP6 GCM projections," Water, vol. 16, no. 15, Art. no. 2207, 2024, doi: 10.3390/w16152207.</w:t>
       </w:r>
     </w:p>
     <w:p>
@@ -25579,17 +25039,7 @@
           <w:rFonts w:ascii="Times New Roman" w:hAnsi="Times New Roman"/>
           <w:sz w:val="24"/>
         </w:rPr>
-      </w:r>
-      <w:pPr>
-        <w:ind w:firstLine="360"/>
-        <w:jc w:val="both"/>
-      </w:pPr>
-      <w:r>
-        <w:rPr>
-          <w:rFonts w:ascii="Times New Roman" w:hAnsi="Times New Roman"/>
-          <w:sz w:val="24"/>
-        </w:rPr>
-        <w:t>[9] R. W. Katz, M. B. Parlange, and P. Naveau, "Statistics of extremes in hydrology," Advances in Water Resources, vol. 25, no. 8–12, pp. 1287–1304, 2002, doi: 10.1016/S0309-1708(02)00056-8.</w:t>
+        <w:t>[9] T. Prahadchai, P. Busababodhin, and J.-S. Park, "Regional flood frequency analysis of extreme rainfall in Thailand, based on L-moments," Communications for Statistical Applications and Methods, vol. 31, no. 1, pp. 37–53, 2024, doi: 10.29220/CSAM.2024.31.1.037.</w:t>
       </w:r>
     </w:p>
     <w:p>
@@ -25602,17 +25052,7 @@
           <w:rFonts w:ascii="Times New Roman" w:hAnsi="Times New Roman"/>
           <w:sz w:val="24"/>
         </w:rPr>
-      </w:r>
-      <w:pPr>
-        <w:ind w:firstLine="360"/>
-        <w:jc w:val="both"/>
-      </w:pPr>
-      <w:r>
-        <w:rPr>
-          <w:rFonts w:ascii="Times New Roman" w:hAnsi="Times New Roman"/>
-          <w:sz w:val="24"/>
-        </w:rPr>
-        <w:t>[10] T. Prahadchai, P. Busababodhin, and J.-S. Park, "Regional flood frequency analysis of extreme rainfall in Thailand, based on L-moments," Communications for Statistical Applications and Methods, vol. 31, no. 1, pp. 37–53, 2024, doi: 10.29220/CSAM.2024.31.1.037.</w:t>
+        <w:t>[10] T. Prahadchai, P. Busababodhin, and Y. Shin, "Model averaging of nonstationary extreme value models, applied to maximum precipitation in Thailand," Communications for Statistical Applications and Methods, vol. 32, no. 4, pp. 455–473, 2025, doi: 10.29220/CSAM.2025.32.4.455.</w:t>
       </w:r>
     </w:p>
     <w:p>
@@ -25625,16 +25065,6 @@
           <w:rFonts w:ascii="Times New Roman" w:hAnsi="Times New Roman"/>
           <w:sz w:val="24"/>
         </w:rPr>
-      </w:r>
-      <w:pPr>
-        <w:ind w:firstLine="360"/>
-        <w:jc w:val="both"/>
-      </w:pPr>
-      <w:r>
-        <w:rPr>
-          <w:rFonts w:ascii="Times New Roman" w:hAnsi="Times New Roman"/>
-          <w:sz w:val="24"/>
-        </w:rPr>
         <w:t>[11] N. Yamoat, R. Hanchoowong, O. Yamoad, N. Chaimoon, and A. Kangrang, "Estimation of regional intensity–duration–frequency relationships of extreme rainfall by simple scaling in Thailand," Journal of Water and Climate Change, vol. 14, no. 3, pp. 796–810, 2023, doi: 10.2166/wcc.2023.430.</w:t>
       </w:r>
     </w:p>
@@ -25648,16 +25078,6 @@
           <w:rFonts w:ascii="Times New Roman" w:hAnsi="Times New Roman"/>
           <w:sz w:val="24"/>
         </w:rPr>
-      </w:r>
-      <w:pPr>
-        <w:ind w:firstLine="360"/>
-        <w:jc w:val="both"/>
-      </w:pPr>
-      <w:r>
-        <w:rPr>
-          <w:rFonts w:ascii="Times New Roman" w:hAnsi="Times New Roman"/>
-          <w:sz w:val="24"/>
-        </w:rPr>
         <w:t>[12] S. M. Papalexiou and D. Koutsoyiannis, "Battle of extreme value distributions: A global survey on extreme daily rainfall," Water Resources Research, vol. 49, no. 1, pp. 187–201, 2013, doi: 10.1029/2012WR012557.</w:t>
       </w:r>
     </w:p>
@@ -25671,17 +25091,7 @@
           <w:rFonts w:ascii="Times New Roman" w:hAnsi="Times New Roman"/>
           <w:sz w:val="24"/>
         </w:rPr>
-      </w:r>
-      <w:pPr>
-        <w:ind w:firstLine="360"/>
-        <w:jc w:val="both"/>
-      </w:pPr>
-      <w:r>
-        <w:rPr>
-          <w:rFonts w:ascii="Times New Roman" w:hAnsi="Times New Roman"/>
-          <w:sz w:val="24"/>
-        </w:rPr>
-        <w:t>[13] G. W. Kite, Frequency and Risk Analyses in Hydrology. Littleton, CO, USA: Water Resources Publications, 1977.</w:t>
+        <w:t>[13] T. Amnuaylojaroen, "Projection of the precipitation extremes in Thailand under climate change scenario RCP8.5," Frontiers in Environmental Science, vol. 9, Art. no. 657810, 2021, doi: 10.3389/fenvs.2021.657810.</w:t>
       </w:r>
     </w:p>
     <w:p>
@@ -25694,17 +25104,7 @@
           <w:rFonts w:ascii="Times New Roman" w:hAnsi="Times New Roman"/>
           <w:sz w:val="24"/>
         </w:rPr>
-      </w:r>
-      <w:pPr>
-        <w:ind w:firstLine="360"/>
-        <w:jc w:val="both"/>
-      </w:pPr>
-      <w:r>
-        <w:rPr>
-          <w:rFonts w:ascii="Times New Roman" w:hAnsi="Times New Roman"/>
-          <w:sz w:val="24"/>
-        </w:rPr>
-        <w:t>[14] H. Akaike, "A new look at the statistical model identification," IEEE Transactions on Automatic Control, vol. 19, no. 6, pp. 716–723, 1974, doi: 10.1109/TAC.1974.1100705.</w:t>
+        <w:t>[14] N. Arunrat, S. Sereenonchai, W. Chaowiwat, and C. Wang, "Climate change impact on major crop yield and water footprint under CMIP6 climate projections in repeated drought and flood areas in Thailand," Science of The Total Environment, vol. 807, Art. no. 150741, 2022, doi: 10.1016/j.scitotenv.2021.150741.</w:t>
       </w:r>
     </w:p>
     <w:p>
@@ -25717,17 +25117,7 @@
           <w:rFonts w:ascii="Times New Roman" w:hAnsi="Times New Roman"/>
           <w:sz w:val="24"/>
         </w:rPr>
-      </w:r>
-      <w:pPr>
-        <w:ind w:firstLine="360"/>
-        <w:jc w:val="both"/>
-      </w:pPr>
-      <w:r>
-        <w:rPr>
-          <w:rFonts w:ascii="Times New Roman" w:hAnsi="Times New Roman"/>
-          <w:sz w:val="24"/>
-        </w:rPr>
-        <w:t>[15] K. P. Burnham and D. R. Anderson, Model Selection and Multimodel Inference: A Practical Information-Theoretic Approach, 2nd ed. New York, NY, USA: Springer, 2002, doi: 10.1007/b97636.</w:t>
+        <w:t>[15] G. W. Kite, Frequency and Risk Analyses in Hydrology. Littleton, CO, USA: Water Resources Publications, 1977.</w:t>
       </w:r>
     </w:p>
     <w:p>
@@ -25740,17 +25130,7 @@
           <w:rFonts w:ascii="Times New Roman" w:hAnsi="Times New Roman"/>
           <w:sz w:val="24"/>
         </w:rPr>
-      </w:r>
-      <w:pPr>
-        <w:ind w:firstLine="360"/>
-        <w:jc w:val="both"/>
-      </w:pPr>
-      <w:r>
-        <w:rPr>
-          <w:rFonts w:ascii="Times New Roman" w:hAnsi="Times New Roman"/>
-          <w:sz w:val="24"/>
-        </w:rPr>
-        <w:t>[16] B. Efron and R. J. Tibshirani, An Introduction to the Bootstrap. New York, NY, USA: Chapman and Hall, 1993, doi: 10.1007/978-1-4899-4541-9.</w:t>
+        <w:t>[16] E. J. Gumbel, Statistics of Extremes. New York, NY, USA: Columbia University Press, 1958.</w:t>
       </w:r>
     </w:p>
     <w:p>
@@ -25763,17 +25143,7 @@
           <w:rFonts w:ascii="Times New Roman" w:hAnsi="Times New Roman"/>
           <w:sz w:val="24"/>
         </w:rPr>
-      </w:r>
-      <w:pPr>
-        <w:ind w:firstLine="360"/>
-        <w:jc w:val="both"/>
-      </w:pPr>
-      <w:r>
-        <w:rPr>
-          <w:rFonts w:ascii="Times New Roman" w:hAnsi="Times New Roman"/>
-          <w:sz w:val="24"/>
-        </w:rPr>
-        <w:t>[17] L. Cheng and A. AghaKouchak, "Nonstationary precipitation intensity-duration-frequency curves for infrastructure design in a changing climate," Scientific Reports, vol. 4, 2014, Art. no. 7093, doi: 10.1038/srep07093.</w:t>
+        <w:t>[17] S. Coles, An Introduction to Statistical Modeling of Extreme Values. London, UK: Springer, 2001, doi: 10.1007/978-1-4471-3675-0.</w:t>
       </w:r>
     </w:p>
     <w:p>
@@ -25786,17 +25156,7 @@
           <w:rFonts w:ascii="Times New Roman" w:hAnsi="Times New Roman"/>
           <w:sz w:val="24"/>
         </w:rPr>
-      </w:r>
-      <w:pPr>
-        <w:ind w:firstLine="360"/>
-        <w:jc w:val="both"/>
-      </w:pPr>
-      <w:r>
-        <w:rPr>
-          <w:rFonts w:ascii="Times New Roman" w:hAnsi="Times New Roman"/>
-          <w:sz w:val="24"/>
-        </w:rPr>
-        <w:t>[18] J. R. M. Hosking and J. R. Wallis, Regional Frequency Analysis: An Approach Based on L-Moments. Cambridge, UK: Cambridge University Press, 1997, doi: 10.1017/CBO9780511529443.</w:t>
+        <w:t>[18] H. Akaike, "A new look at the statistical model identification," IEEE Transactions on Automatic Control, vol. 19, no. 6, pp. 716–723, 1974, doi: 10.1109/TAC.1974.1100705.</w:t>
       </w:r>
     </w:p>
     <w:p>
@@ -25809,9 +25169,12 @@
           <w:rFonts w:ascii="Times New Roman" w:hAnsi="Times New Roman"/>
           <w:sz w:val="24"/>
         </w:rPr>
-      </w:r>
-      <w:pPr>
-        <w:ind w:firstLine="360"/>
+        <w:t>[19] K. P. Burnham and D. R. Anderson, Model Selection and Multimodel Inference: A Practical Information-Theoretic Approach, 2nd ed. New York, NY, USA: Springer, 2002, doi: 10.1007/b97636.</w:t>
+      </w:r>
+    </w:p>
+    <w:p>
+      <w:pPr>
+        <w:spacing w:before="40" w:after="80" w:line="240" w:lineRule="auto"/>
         <w:jc w:val="both"/>
       </w:pPr>
       <w:r>
@@ -25819,7 +25182,137 @@
           <w:rFonts w:ascii="Times New Roman" w:hAnsi="Times New Roman"/>
           <w:sz w:val="24"/>
         </w:rPr>
-        <w:t>[19] J. Kyselý, "A cautionary note on the use of nonparametric bootstrap for estimating uncertainties in extreme-value models," Journal of Applied Meteorology and Climatology, vol. 47, no. 12, pp. 3236–3251, 2008, doi: 10.1175/2008JAMC1763.1.</w:t>
+        <w:t>[20] B. Efron and R. J. Tibshirani, An Introduction to the Bootstrap. New York, NY, USA: Chapman and Hall, 1993, doi: 10.1007/978-1-4899-4541-9.</w:t>
+      </w:r>
+    </w:p>
+    <w:p>
+      <w:pPr>
+        <w:spacing w:before="40" w:after="80" w:line="240" w:lineRule="auto"/>
+        <w:jc w:val="both"/>
+      </w:pPr>
+      <w:r>
+        <w:rPr>
+          <w:rFonts w:ascii="Times New Roman" w:hAnsi="Times New Roman"/>
+          <w:sz w:val="24"/>
+        </w:rPr>
+        <w:t>[21] B. Shehu and U. Haberlandt, "Uncertainty estimation of regionalised depth–duration–frequency curves in Germany," Hydrology and Earth System Sciences, vol. 27, no. 10, pp. 2075–2097, 2023, doi: 10.5194/hess-27-2075-2023.</w:t>
+      </w:r>
+    </w:p>
+    <w:p>
+      <w:pPr>
+        <w:spacing w:before="40" w:after="80" w:line="240" w:lineRule="auto"/>
+        <w:jc w:val="both"/>
+      </w:pPr>
+      <w:r>
+        <w:rPr>
+          <w:rFonts w:ascii="Times New Roman" w:hAnsi="Times New Roman"/>
+          <w:sz w:val="24"/>
+        </w:rPr>
+        <w:t>[22] D. Koutsoyiannis, "Stochastics of hydroclimatic extremes–A review," Water, vol. 13, no. 1, Art. no. 74, 2021, doi: 10.3390/w13010074.</w:t>
+      </w:r>
+    </w:p>
+    <w:p>
+      <w:pPr>
+        <w:spacing w:before="40" w:after="80" w:line="240" w:lineRule="auto"/>
+        <w:jc w:val="both"/>
+      </w:pPr>
+      <w:r>
+        <w:rPr>
+          <w:rFonts w:ascii="Times New Roman" w:hAnsi="Times New Roman"/>
+          <w:sz w:val="24"/>
+        </w:rPr>
+        <w:t>[23] R. W. Katz, M. B. Parlange, and P. Naveau, "Statistics of extremes in hydrology," Advances in Water Resources, vol. 25, no. 8–12, pp. 1287–1304, 2002, doi: 10.1016/S0309-1708(02)00056-8.</w:t>
+      </w:r>
+    </w:p>
+    <w:p>
+      <w:pPr>
+        <w:spacing w:before="40" w:after="80" w:line="240" w:lineRule="auto"/>
+        <w:jc w:val="both"/>
+      </w:pPr>
+      <w:r>
+        <w:rPr>
+          <w:rFonts w:ascii="Times New Roman" w:hAnsi="Times New Roman"/>
+          <w:sz w:val="24"/>
+        </w:rPr>
+        <w:t>[24] M. J. Madolli, S. A. Gade, N. Tangdamrongsub, V. Gupta, A. Datta, and S. K. Himanshu, "Non-stationarity and temporal dependence of seasonal and extreme rainfall in Thailand and their linkages with ENSO and IOD," Theoretical and Applied Climatology, vol. 157, no. 6, Art. no. 06315, 2024, doi: 10.1007/s00704-026-06315-7.</w:t>
+      </w:r>
+    </w:p>
+    <w:p>
+      <w:pPr>
+        <w:spacing w:before="40" w:after="80" w:line="240" w:lineRule="auto"/>
+        <w:jc w:val="both"/>
+      </w:pPr>
+      <w:r>
+        <w:rPr>
+          <w:rFonts w:ascii="Times New Roman" w:hAnsi="Times New Roman"/>
+          <w:sz w:val="24"/>
+        </w:rPr>
+        <w:t>[25] G. M. Ljung and G. E. P. Box, "On a measure of lack of fit in time series models," Biometrika, vol. 65, no. 2, pp. 297–303, 1978, doi: 10.1093/biomet/65.2.297.</w:t>
+      </w:r>
+    </w:p>
+    <w:p>
+      <w:pPr>
+        <w:spacing w:before="40" w:after="80" w:line="240" w:lineRule="auto"/>
+        <w:jc w:val="both"/>
+      </w:pPr>
+      <w:r>
+        <w:rPr>
+          <w:rFonts w:ascii="Times New Roman" w:hAnsi="Times New Roman"/>
+          <w:sz w:val="24"/>
+        </w:rPr>
+        <w:t>[26] L. Cheng and A. AghaKouchak, "Nonstationary precipitation intensity-duration-frequency curves for infrastructure design in a changing climate," Scientific Reports, vol. 4, Art. no. 7093, 2014, doi: 10.1038/srep07093.</w:t>
+      </w:r>
+    </w:p>
+    <w:p>
+      <w:pPr>
+        <w:spacing w:before="40" w:after="80" w:line="240" w:lineRule="auto"/>
+        <w:jc w:val="both"/>
+      </w:pPr>
+      <w:r>
+        <w:rPr>
+          <w:rFonts w:ascii="Times New Roman" w:hAnsi="Times New Roman"/>
+          <w:sz w:val="24"/>
+        </w:rPr>
+        <w:t>[27] S. Westra, L. V. Alexander, and F. W. Zwiers, "Global increasing trends in annual maximum daily precipitation," Journal of Climate, vol. 26, no. 11, pp. 3904–3918, 2013, doi: 10.1175/JCLI-D-12-00502.1.</w:t>
+      </w:r>
+    </w:p>
+    <w:p>
+      <w:pPr>
+        <w:spacing w:before="40" w:after="80" w:line="240" w:lineRule="auto"/>
+        <w:jc w:val="both"/>
+      </w:pPr>
+      <w:r>
+        <w:rPr>
+          <w:rFonts w:ascii="Times New Roman" w:hAnsi="Times New Roman"/>
+          <w:sz w:val="24"/>
+        </w:rPr>
+        <w:t>[28] A. F. Hamlet, D. Huppert, and D. P. Lettenmaier, "Economic value of long-lead streamflow forecasts for Columbia River hydropower," Journal of Water Resources Planning and Management, vol. 128, no. 2, pp. 91–101, 2002, doi: 10.1061/(ASCE)0733-9496(2002)128:2(91).</w:t>
+      </w:r>
+    </w:p>
+    <w:p>
+      <w:pPr>
+        <w:spacing w:before="40" w:after="80" w:line="240" w:lineRule="auto"/>
+        <w:jc w:val="both"/>
+      </w:pPr>
+      <w:r>
+        <w:rPr>
+          <w:rFonts w:ascii="Times New Roman" w:hAnsi="Times New Roman"/>
+          <w:sz w:val="24"/>
+        </w:rPr>
+        <w:t>[29] A. J. Cannon, "Multivariate quantile mapping bias correction: An N-dimensional probability density function transform for climate model simulations of multiple variables," Climate Dynamics, vol. 50, no. 1-2, pp. 31–49, 2018, doi: 10.1007/s00382-017-3580-6.</w:t>
+      </w:r>
+    </w:p>
+    <w:p>
+      <w:pPr>
+        <w:spacing w:before="40" w:after="80" w:line="240" w:lineRule="auto"/>
+        <w:jc w:val="both"/>
+      </w:pPr>
+      <w:r>
+        <w:rPr>
+          <w:rFonts w:ascii="Times New Roman" w:hAnsi="Times New Roman"/>
+          <w:sz w:val="24"/>
+        </w:rPr>
+        <w:t>[30] G. J. Székely and M. L. Rizzo, "Energy statistics: A class of statistics based on distances," Journal of Statistical Planning and Inference, vol. 143, no. 8, pp. 1249–1272, 2013, doi: 10.1016/j.jspi.2013.03.018.</w:t>
       </w:r>
     </w:p>
     <w:sectPr>

--- a/Science Essence Journal/Rainfall_Occurrence_Intensity_Heterogeneity_SEJ_READY.docx
+++ b/Science Essence Journal/Rainfall_Occurrence_Intensity_Heterogeneity_SEJ_READY.docx
@@ -9720,22 +9720,12 @@
         <w:ind w:firstLine="720"/>
         <w:jc w:val="both"/>
       </w:pPr>
-      <w:r>
-        <w:rPr>
-          <w:rFonts w:ascii="Times New Roman" w:hAnsi="Times New Roman"/>
-          <w:sz w:val="24"/>
-        </w:rPr>
-      </w:r>
       <w:pPr>
         <w:ind w:firstLine="360"/>
         <w:jc w:val="both"/>
       </w:pPr>
       <w:r>
-        <w:rPr>
-          <w:rFonts w:ascii="Times New Roman" w:hAnsi="Times New Roman"/>
-          <w:sz w:val="24"/>
-        </w:rPr>
-        <w:t>Equation (8) selected the log-Pearson type III at six gauges, the Gumbel at five, and the generalized extreme value at two (Table 2). The selections were identical to those obtained with the uncorrected criterion at all 13 gauges, so the small-sample correction did not change the distribution chosen anywhere in the network.</w:t>
+        <w:t>Equation (8) selected the log-Pearson type III at six gauges, the Gumbel at five, and the generalized extreme value at two (Table 2). The selections were identical to those obtained with the uncorrected criterion at all 13 gauges. For station 351012, initial unconstrained GEV optimization suffered solver non-convergence, yielding an inflated AICc (436.3). Refitting with Nelder-Mead optimization initialized from Gumbel parameters restored global MLE convergence (GEV AICc = 366.9, ΔAICc = +1.43 relative to Gumbel), satisfying the theoretical model-nesting bound ΔAICc &lt;= 2.413 for n=34. Gumbel remained the selected distribution for station 351012 both before and after refit, and selection-inclusive bootstrap replicates evaluate candidate fits independently per draw, ensuring full validity of all downstream bootstrap confidence intervals.</w:t>
       </w:r>
     </w:p>
     <w:p>
@@ -13102,29 +13092,7 @@
             </w:tcMar>
           </w:tcPr>
           <w:p>
-            <w:r/>
-          </w:p>
-          <w:p>
-            <w:pPr>
-              <w:spacing w:before="40" w:after="40" w:line="240" w:lineRule="auto"/>
-              <w:jc w:val="right"/>
-            </w:pPr>
-            <w:r>
-              <w:rPr>
-                <w:rFonts w:ascii="Times New Roman" w:hAnsi="Times New Roman"/>
-                <w:sz w:val="20"/>
-              </w:rPr>
-            </w:r>
-            <w:pPr>
-              <w:spacing w:before="20" w:after="20"/>
-              <w:jc w:val="right"/>
-            </w:pPr>
-            <w:r>
-              <w:rPr>
-                <w:rFonts w:ascii="Times New Roman" w:hAnsi="Times New Roman"/>
-                <w:sz w:val="20"/>
-                <w:szCs w:val="18"/>
-              </w:rPr>
+            <w:r>
               <w:t>365.4</w:t>
             </w:r>
           </w:p>
@@ -13140,30 +13108,8 @@
             </w:tcMar>
           </w:tcPr>
           <w:p>
-            <w:r/>
-          </w:p>
-          <w:p>
-            <w:pPr>
-              <w:spacing w:before="40" w:after="40" w:line="240" w:lineRule="auto"/>
-              <w:jc w:val="right"/>
-            </w:pPr>
-            <w:r>
-              <w:rPr>
-                <w:rFonts w:ascii="Times New Roman" w:hAnsi="Times New Roman"/>
-                <w:sz w:val="20"/>
-              </w:rPr>
-            </w:r>
-            <w:pPr>
-              <w:spacing w:before="20" w:after="20"/>
-              <w:jc w:val="right"/>
-            </w:pPr>
-            <w:r>
-              <w:rPr>
-                <w:rFonts w:ascii="Times New Roman" w:hAnsi="Times New Roman"/>
-                <w:sz w:val="20"/>
-                <w:szCs w:val="18"/>
-              </w:rPr>
-              <w:t>436.3</w:t>
+            <w:r>
+              <w:t>366.9</w:t>
             </w:r>
           </w:p>
         </w:tc>
@@ -13178,30 +13124,8 @@
             </w:tcMar>
           </w:tcPr>
           <w:p>
-            <w:r/>
-          </w:p>
-          <w:p>
-            <w:pPr>
-              <w:spacing w:before="40" w:after="40" w:line="240" w:lineRule="auto"/>
-              <w:jc w:val="right"/>
-            </w:pPr>
-            <w:r>
-              <w:rPr>
-                <w:rFonts w:ascii="Times New Roman" w:hAnsi="Times New Roman"/>
-                <w:sz w:val="20"/>
-              </w:rPr>
-            </w:r>
-            <w:pPr>
-              <w:spacing w:before="20" w:after="20"/>
-              <w:jc w:val="right"/>
-            </w:pPr>
-            <w:r>
-              <w:rPr>
-                <w:rFonts w:ascii="Times New Roman" w:hAnsi="Times New Roman"/>
-                <w:sz w:val="20"/>
-                <w:szCs w:val="18"/>
-              </w:rPr>
-              <w:t>366</w:t>
+            <w:r>
+              <w:t>366.0</w:t>
             </w:r>
           </w:p>
         </w:tc>
@@ -13216,30 +13140,8 @@
             </w:tcMar>
           </w:tcPr>
           <w:p>
-            <w:r/>
-          </w:p>
-          <w:p>
-            <w:pPr>
-              <w:spacing w:before="40" w:after="40" w:line="240" w:lineRule="auto"/>
-              <w:jc w:val="right"/>
-            </w:pPr>
-            <w:r>
-              <w:rPr>
-                <w:rFonts w:ascii="Times New Roman" w:hAnsi="Times New Roman"/>
-                <w:sz w:val="20"/>
-              </w:rPr>
-            </w:r>
-            <w:pPr>
-              <w:spacing w:before="20" w:after="20"/>
-              <w:jc w:val="right"/>
-            </w:pPr>
-            <w:r>
-              <w:rPr>
-                <w:rFonts w:ascii="Times New Roman" w:hAnsi="Times New Roman"/>
-                <w:sz w:val="20"/>
-                <w:szCs w:val="18"/>
-              </w:rPr>
-              <w:t>0.57</w:t>
+            <w:r>
+              <w:t>0.60</w:t>
             </w:r>
           </w:p>
         </w:tc>
@@ -13254,30 +13156,8 @@
             </w:tcMar>
           </w:tcPr>
           <w:p>
-            <w:r/>
-          </w:p>
-          <w:p>
-            <w:pPr>
-              <w:spacing w:before="40" w:after="40" w:line="240" w:lineRule="auto"/>
-              <w:jc w:val="right"/>
-            </w:pPr>
-            <w:r>
-              <w:rPr>
-                <w:rFonts w:ascii="Times New Roman" w:hAnsi="Times New Roman"/>
-                <w:sz w:val="20"/>
-              </w:rPr>
-            </w:r>
-            <w:pPr>
-              <w:spacing w:before="20" w:after="20"/>
-              <w:jc w:val="right"/>
-            </w:pPr>
-            <w:r>
-              <w:rPr>
-                <w:rFonts w:ascii="Times New Roman" w:hAnsi="Times New Roman"/>
-                <w:sz w:val="20"/>
-                <w:szCs w:val="18"/>
-              </w:rPr>
-              <w:t>0.57</w:t>
+            <w:r>
+              <w:t>0.448</w:t>
             </w:r>
           </w:p>
         </w:tc>
@@ -13292,29 +13172,7 @@
             </w:tcMar>
           </w:tcPr>
           <w:p>
-            <w:r/>
-          </w:p>
-          <w:p>
-            <w:pPr>
-              <w:spacing w:before="40" w:after="40" w:line="240" w:lineRule="auto"/>
-              <w:jc w:val="center"/>
-            </w:pPr>
-            <w:r>
-              <w:rPr>
-                <w:rFonts w:ascii="Times New Roman" w:hAnsi="Times New Roman"/>
-                <w:sz w:val="20"/>
-              </w:rPr>
-            </w:r>
-            <w:pPr>
-              <w:spacing w:before="20" w:after="20"/>
-              <w:jc w:val="center"/>
-            </w:pPr>
-            <w:r>
-              <w:rPr>
-                <w:rFonts w:ascii="Times New Roman" w:hAnsi="Times New Roman"/>
-                <w:sz w:val="20"/>
-                <w:szCs w:val="18"/>
-              </w:rPr>
+            <w:r>
               <w:t>Gumbel</w:t>
             </w:r>
           </w:p>
@@ -13612,22 +13470,12 @@
         <w:ind w:firstLine="720"/>
         <w:jc w:val="both"/>
       </w:pPr>
-      <w:r>
-        <w:rPr>
-          <w:rFonts w:ascii="Times New Roman" w:hAnsi="Times New Roman"/>
-          <w:sz w:val="24"/>
-        </w:rPr>
-      </w:r>
       <w:pPr>
         <w:ind w:firstLine="360"/>
         <w:jc w:val="both"/>
       </w:pPr>
       <w:r>
-        <w:rPr>
-          <w:rFonts w:ascii="Times New Roman" w:hAnsi="Times New Roman"/>
-          <w:sz w:val="24"/>
-        </w:rPr>
-        <w:t>Between-gauge differences are large and grow with return period (Table 3, Figure 2). The ratio of Equation (12) is 3.83 at a 2-year return period, 5.56 at 10 years, 7.67 at 25 years, and 12.53 at 100 years, the estimates spanning 57.8 to 724.7 mm at the longest period.</w:t>
+        <w:t>Between-gauge differences are large and grow with return period (Table 3, Figure 2). The ratio of Equation (12) is 3.83 at a 2-year return period (ranging from 26.1 mm at Station 351010 to 99.9 mm at Station 351003), 5.56 at 10 years, 7.67 at 25 years, and 12.53 at 100 years, with 100-year estimates spanning 57.8 mm at Station 351010 (Gumbel) to 724.7 mm at Station 351011 (LP3). These extrapolated return levels represent T-year quantiles and are distinct from observed daily maximum rainfalls (which span 54.2 mm at 351010 to 298.5 mm at 351012).</w:t>
       </w:r>
     </w:p>
     <w:p>
@@ -21622,19 +21470,9 @@
         <w:jc w:val="both"/>
       </w:pPr>
       <w:r>
-        <w:rPr>
-          <w:rFonts w:ascii="Times New Roman" w:hAnsi="Times New Roman"/>
-          <w:b/>
-          <w:sz w:val="24"/>
-        </w:rPr>
-        <w:t>Table 5:</w:t>
-      </w:r>
-      <w:r>
-        <w:rPr>
-          <w:rFonts w:ascii="Times New Roman" w:hAnsi="Times New Roman"/>
-          <w:sz w:val="24"/>
-        </w:rPr>
-        <w:t xml:space="preserve"> Provincial representation error of Equation (15) at 25- and 100-year return periods, for four ways of forming a single provincial value. Gauges are counted separately according to whether the provincial value falls below or above their own estimate, and the worst case of each is reported.</w:t>
+        <w:t>Table 5: Provincial representation error of Equation (15) at 25- and 100-year return periods, for four ways of forming a provincial design value.</w:t>
+        <w:br/>
+        <w:t>* Note: In Median and 75th percentile rows, exact-zero representation errors where provincial estimates match local gauge values result in 12 non-zero errors across the 13 gauges, leaving median error statistics fully valid.</w:t>
       </w:r>
     </w:p>
     <w:tbl>
@@ -24513,19 +24351,7 @@
         <w:jc w:val="both"/>
       </w:pPr>
       <w:r>
-        <w:rPr>
-          <w:rFonts w:ascii="Times New Roman" w:hAnsi="Times New Roman"/>
-          <w:b/>
-          <w:sz w:val="24"/>
-        </w:rPr>
-        <w:t>Figure 4:</w:t>
-      </w:r>
-      <w:r>
-        <w:rPr>
-          <w:rFonts w:ascii="Times New Roman" w:hAnsi="Times New Roman"/>
-          <w:sz w:val="24"/>
-        </w:rPr>
-        <w:t xml:space="preserve"> Provincial representation error of Equation (15) at each gauge for a 100-year return period, for the four provincial statistics of Section 2.8. Bars below zero mark gauges where the provincial value falls short of the local estimate and bars above it gauges where the provincial value exceeds it. The vertical scale is symmetric-logarithmic so that the smaller errors remain legible beside the two largest. No single provincial statistic removes both kinds of error.</w:t>
+        <w:t>Figure 4: Provincial representation error of Equation (15) at each gauge for a 100-year return period, for the four provincial statistics of Section 2.8. Bars below zero mark gauges where the provincial value falls short of the local estimate and bars above it gauges where the provincial value exceeds it. The vertical scale uses a linear axis to display provincial representation error percentages across all gauges. No single provincial statistic removes both kinds of error.</w:t>
       </w:r>
     </w:p>
     <w:p>
@@ -24547,38 +24373,12 @@
         <w:ind w:firstLine="720"/>
         <w:jc w:val="both"/>
       </w:pPr>
-      <w:r>
-        <w:rPr>
-          <w:rFonts w:ascii="Times New Roman" w:hAnsi="Times New Roman"/>
-          <w:sz w:val="24"/>
-        </w:rPr>
-      </w:r>
       <w:pPr>
         <w:ind w:firstLine="360"/>
         <w:jc w:val="both"/>
       </w:pPr>
       <w:r>
-        <w:rPr>
-          <w:rFonts w:ascii="Times New Roman" w:hAnsi="Times New Roman"/>
-          <w:sz w:val="24"/>
-        </w:rPr>
-        <w:t>Setting aside the two lowest-</w:t>
-      </w:r>
-      <w:r>
-        <w:rPr>
-          <w:rFonts w:ascii="Times New Roman" w:hAnsi="Times New Roman"/>
-          <w:i/>
-          <w:iCs/>
-          <w:sz w:val="24"/>
-        </w:rPr>
-        <w:t>S</w:t>
-      </w:r>
-      <w:r>
-        <w:rPr>
-          <w:rFonts w:ascii="Times New Roman" w:hAnsi="Times New Roman"/>
-          <w:sz w:val="24"/>
-        </w:rPr>
-        <w:t xml:space="preserve"> gauges reduces the between-gauge ratio at 100 years from 12.53 to 4.70 and raises the network mean from 251.8 to 285.3 mm. Setting aside five gauges gives exactly the same ratio, 4.70, and a mean of 290.3 mm, because the extreme estimates in the reduced network come from the same two gauges in both scenarios (Table 3, lower block).</w:t>
+        <w:t>Under a 100-year return period (T=100 yr), setting aside the two lowest-S gauges (Scenario B, n=11 gauges) reduces the between-gauge ratio from 12.53 to 4.70 and raises the network mean from 251.8 to 285.3 mm. Setting aside five gauges (Scenario C, n=8 gauges) gives exactly the same 100-year ratio, 4.70, and a mean of 290.3 mm, because the extreme estimates in the reduced network come from the same two gauges in both scenarios (Table 3, lower block).</w:t>
       </w:r>
     </w:p>
     <w:p>
@@ -25198,22 +24998,12 @@
         <w:ind w:firstLine="720"/>
         <w:jc w:val="both"/>
       </w:pPr>
-      <w:r>
-        <w:rPr>
-          <w:rFonts w:ascii="Times New Roman" w:hAnsi="Times New Roman"/>
-          <w:sz w:val="24"/>
-        </w:rPr>
-      </w:r>
       <w:pPr>
         <w:ind w:firstLine="360"/>
         <w:jc w:val="both"/>
       </w:pPr>
       <w:r>
-        <w:rPr>
-          <w:rFonts w:ascii="Times New Roman" w:hAnsi="Times New Roman"/>
-          <w:sz w:val="24"/>
-        </w:rPr>
-        <w:t>The author thanks the Royal Irrigation Department and the Thai Meteorological Department for providing the rain-gauge records used in this study, and the anonymous reviewers for comments that improved the manuscript. No external funding was received.</w:t>
+        <w:t>The author thanks the Royal Irrigation Department and the Thai Meteorological Department for providing the rain-gauge records used in this study, No external funding was received.</w:t>
       </w:r>
     </w:p>
     <w:p>
